--- a/docs/documentacion_oficial/08_API_REST_Custodio_RAT_Manager_v1.10.docx
+++ b/docs/documentacion_oficial/08_API_REST_Custodio_RAT_Manager_v1.10.docx
@@ -2,62 +2,314 @@
 <file path=word/document.xml><?xml version="1.0" encoding="utf-8"?>
 <w:document xmlns:wpc="http://schemas.microsoft.com/office/word/2010/wordprocessingCanvas" xmlns:mo="http://schemas.microsoft.com/office/mac/office/2008/main" xmlns:mc="http://schemas.openxmlformats.org/markup-compatibility/2006" xmlns:mv="urn:schemas-microsoft-com:mac:vml" xmlns:o="urn:schemas-microsoft-com:office:office" xmlns:r="http://schemas.openxmlformats.org/officeDocument/2006/relationships" xmlns:m="http://schemas.openxmlformats.org/officeDocument/2006/math" xmlns:v="urn:schemas-microsoft-com:vml" xmlns:wp14="http://schemas.microsoft.com/office/word/2010/wordprocessingDrawing" xmlns:wp="http://schemas.openxmlformats.org/drawingml/2006/wordprocessingDrawing" xmlns:w10="urn:schemas-microsoft-com:office:word" xmlns:w="http://schemas.openxmlformats.org/wordprocessingml/2006/main" xmlns:w14="http://schemas.microsoft.com/office/word/2010/wordml" xmlns:wpg="http://schemas.microsoft.com/office/word/2010/wordprocessingGroup" xmlns:wpi="http://schemas.microsoft.com/office/word/2010/wordprocessingInk" xmlns:wne="http://schemas.microsoft.com/office/word/2006/wordml" xmlns:wps="http://schemas.microsoft.com/office/word/2010/wordprocessingShape" mc:Ignorable="w14 wp14">
   <w:body>
+    <w:p/>
+    <w:p/>
+    <w:p/>
     <w:p>
       <w:pPr>
-        <w:pStyle w:val="Title"/>
+        <w:jc w:val="center"/>
+        <w:pBdr>
+          <w:top w:val="single" w:sz="16" w:space="4" w:color="1F497D"/>
+          <w:left w:val="single" w:sz="16" w:space="4" w:color="1F497D"/>
+          <w:bottom w:val="single" w:sz="16" w:space="4" w:color="1F497D"/>
+          <w:right w:val="single" w:sz="16" w:space="4" w:color="1F497D"/>
+        </w:pBdr>
+        <w:shd w:val="clear" w:color="auto" w:fill="1F497D"/>
       </w:pPr>
       <w:r>
-        <w:t>CUSTODIO RAT — API REST v1.10</w:t>
+        <w:rPr>
+          <w:b/>
+          <w:color w:val="FFFFFF"/>
+          <w:sz w:val="24"/>
+        </w:rPr>
+        <w:t xml:space="preserve">  ▣  CUSTODIO  ·  CUSTODIO RAT MANAGER  </w:t>
+      </w:r>
+    </w:p>
+    <w:p>
+      <w:pPr>
+        <w:spacing w:before="720" w:after="120"/>
+        <w:jc w:val="center"/>
+      </w:pPr>
+      <w:r>
+        <w:rPr>
+          <w:i/>
+          <w:color w:val="808080"/>
+          <w:sz w:val="22"/>
+        </w:rPr>
+        <w:t>CUST-DOC-08</w:t>
+      </w:r>
+    </w:p>
+    <w:p/>
+    <w:p/>
+    <w:p>
+      <w:pPr>
+        <w:spacing w:after="240"/>
+        <w:jc w:val="center"/>
+      </w:pPr>
+      <w:r>
+        <w:rPr>
+          <w:b/>
+          <w:color w:val="1F497D"/>
+          <w:sz w:val="56"/>
+        </w:rPr>
+        <w:t>API REST</w:t>
+      </w:r>
+    </w:p>
+    <w:p>
+      <w:pPr>
+        <w:spacing w:after="480"/>
+        <w:jc w:val="center"/>
+      </w:pPr>
+      <w:r>
+        <w:rPr>
+          <w:i/>
+          <w:color w:val="2E74B5"/>
+          <w:sz w:val="28"/>
+        </w:rPr>
+        <w:t>Endpoints, autenticación, Authorization y esquemas de datos</w:t>
+      </w:r>
+    </w:p>
+    <w:p/>
+    <w:p/>
+    <w:p>
+      <w:pPr>
+        <w:jc w:val="center"/>
+        <w:pBdr>
+          <w:bottom w:val="single" w:sz="12" w:space="1" w:color="2E74B5"/>
+        </w:pBdr>
+      </w:pPr>
+      <w:r>
+        <w:rPr>
+          <w:sz w:val="4"/>
+        </w:rPr>
+        <w:t xml:space="preserve">  </w:t>
+      </w:r>
+    </w:p>
+    <w:p/>
+    <w:p/>
+    <w:p>
+      <w:pPr>
+        <w:spacing w:after="40"/>
+        <w:jc w:val="center"/>
+      </w:pPr>
+      <w:r>
+        <w:rPr>
+          <w:b/>
+          <w:color w:val="1F497D"/>
+          <w:sz w:val="22"/>
+        </w:rPr>
+        <w:t xml:space="preserve">Versión:  </w:t>
+      </w:r>
+      <w:r>
+        <w:rPr>
+          <w:color w:val="404040"/>
+          <w:sz w:val="22"/>
+        </w:rPr>
+        <w:t>v1.10</w:t>
+      </w:r>
+    </w:p>
+    <w:p>
+      <w:pPr>
+        <w:spacing w:after="40"/>
+        <w:jc w:val="center"/>
+      </w:pPr>
+      <w:r>
+        <w:rPr>
+          <w:b/>
+          <w:color w:val="1F497D"/>
+          <w:sz w:val="22"/>
+        </w:rPr>
+        <w:t xml:space="preserve">Fecha de emisión:  </w:t>
+      </w:r>
+      <w:r>
+        <w:rPr>
+          <w:color w:val="404040"/>
+          <w:sz w:val="22"/>
+        </w:rPr>
+        <w:t>Junio 2026</w:t>
+      </w:r>
+    </w:p>
+    <w:p>
+      <w:pPr>
+        <w:spacing w:after="40"/>
+        <w:jc w:val="center"/>
+      </w:pPr>
+      <w:r>
+        <w:rPr>
+          <w:b/>
+          <w:color w:val="1F497D"/>
+          <w:sz w:val="22"/>
+        </w:rPr>
+        <w:t xml:space="preserve">Autor:  </w:t>
+      </w:r>
+      <w:r>
+        <w:rPr>
+          <w:color w:val="404040"/>
+          <w:sz w:val="22"/>
+        </w:rPr>
+        <w:t>Equipo de Desarrollo — Custodio</w:t>
+      </w:r>
+    </w:p>
+    <w:p>
+      <w:pPr>
+        <w:spacing w:after="40"/>
+        <w:jc w:val="center"/>
+      </w:pPr>
+      <w:r>
+        <w:rPr>
+          <w:b/>
+          <w:color w:val="1F497D"/>
+          <w:sz w:val="22"/>
+        </w:rPr>
+        <w:t xml:space="preserve">Empresa responsable:  </w:t>
+      </w:r>
+      <w:r>
+        <w:rPr>
+          <w:color w:val="404040"/>
+          <w:sz w:val="22"/>
+        </w:rPr>
+        <w:t>Custodio SpA</w:t>
+      </w:r>
+    </w:p>
+    <w:p>
+      <w:pPr>
+        <w:spacing w:after="40"/>
+        <w:jc w:val="center"/>
+      </w:pPr>
+      <w:r>
+        <w:rPr>
+          <w:b/>
+          <w:color w:val="1F497D"/>
+          <w:sz w:val="22"/>
+        </w:rPr>
+        <w:t xml:space="preserve">Clasificación:  </w:t>
+      </w:r>
+      <w:r>
+        <w:rPr>
+          <w:color w:val="404040"/>
+          <w:sz w:val="22"/>
+        </w:rPr>
+        <w:t>Interno — Confidencial</w:t>
+      </w:r>
+    </w:p>
+    <w:p>
+      <w:pPr>
+        <w:spacing w:after="40"/>
+        <w:jc w:val="center"/>
+      </w:pPr>
+      <w:r>
+        <w:rPr>
+          <w:b/>
+          <w:color w:val="1F497D"/>
+          <w:sz w:val="22"/>
+        </w:rPr>
+        <w:t xml:space="preserve">Producto:  </w:t>
+      </w:r>
+      <w:r>
+        <w:rPr>
+          <w:color w:val="404040"/>
+          <w:sz w:val="22"/>
+        </w:rPr>
+        <w:t>Custodio RAT Manager</w:t>
+      </w:r>
+    </w:p>
+    <w:p>
+      <w:pPr>
+        <w:spacing w:after="40"/>
+        <w:jc w:val="center"/>
+      </w:pPr>
+      <w:r>
+        <w:rPr>
+          <w:b/>
+          <w:color w:val="1F497D"/>
+          <w:sz w:val="22"/>
+        </w:rPr>
+        <w:t xml:space="preserve">Marco regulatorio:  </w:t>
+      </w:r>
+      <w:r>
+        <w:rPr>
+          <w:color w:val="404040"/>
+          <w:sz w:val="22"/>
+        </w:rPr>
+        <w:t>Ley N.° 21.719 — Chile</w:t>
+      </w:r>
+    </w:p>
+    <w:p/>
+    <w:p/>
+    <w:p>
+      <w:pPr>
+        <w:jc w:val="center"/>
+        <w:pBdr>
+          <w:top w:val="single" w:sz="16" w:space="4" w:color="1F497D"/>
+          <w:left w:val="single" w:sz="16" w:space="4" w:color="1F497D"/>
+          <w:bottom w:val="single" w:sz="16" w:space="4" w:color="1F497D"/>
+          <w:right w:val="single" w:sz="16" w:space="4" w:color="1F497D"/>
+        </w:pBdr>
+        <w:shd w:val="clear" w:color="auto" w:fill="1F497D"/>
+      </w:pPr>
+      <w:r>
+        <w:rPr>
+          <w:b/>
+          <w:color w:val="FFFFFF"/>
+          <w:sz w:val="20"/>
+        </w:rPr>
+        <w:t xml:space="preserve">  CUMPLIMIENTO DE LA LEY 21.719 DE PROTECCIÓN DE DATOS PERSONALES DE CHILE  </w:t>
       </w:r>
     </w:p>
     <w:p>
       <w:r>
-        <w:t>Sistema RAT Manager — Ley 21.719 de Proteccion de Datos Personales de Chile</w:t>
+        <w:br w:type="page"/>
       </w:r>
     </w:p>
-    <w:p/>
     <w:p>
       <w:pPr>
         <w:pStyle w:val="Heading1"/>
       </w:pPr>
       <w:r>
-        <w:t>Metadata</w:t>
+        <w:t>Control de versiones</w:t>
       </w:r>
     </w:p>
     <w:tbl>
       <w:tblPr>
-        <w:tblStyle w:val="LightGrid"/>
+        <w:tblStyle w:val="TableGrid"/>
         <w:tblW w:type="auto" w:w="0"/>
+        <w:jc w:val="center"/>
         <w:tblLook w:firstColumn="1" w:firstRow="1" w:lastColumn="0" w:lastRow="0" w:noHBand="0" w:noVBand="1" w:val="04A0"/>
       </w:tblPr>
       <w:tblGrid>
-        <w:gridCol w:w="2160"/>
-        <w:gridCol w:w="2160"/>
-        <w:gridCol w:w="2160"/>
-        <w:gridCol w:w="2160"/>
+        <w:gridCol w:w="2493"/>
+        <w:gridCol w:w="2493"/>
+        <w:gridCol w:w="2493"/>
+        <w:gridCol w:w="2493"/>
       </w:tblGrid>
       <w:tr>
         <w:tc>
           <w:tcPr>
-            <w:tcW w:type="dxa" w:w="2160"/>
+            <w:tcW w:type="dxa" w:w="850"/>
+            <w:shd w:val="clear" w:color="auto" w:fill="1F497D"/>
           </w:tcPr>
           <w:p>
+            <w:r/>
             <w:r>
               <w:rPr>
                 <w:b/>
+                <w:color w:val="FFFFFF"/>
               </w:rPr>
-              <w:t>Version</w:t>
+              <w:t>Versión</w:t>
             </w:r>
           </w:p>
         </w:tc>
         <w:tc>
           <w:tcPr>
-            <w:tcW w:type="dxa" w:w="2160"/>
+            <w:tcW w:type="dxa" w:w="1417"/>
+            <w:shd w:val="clear" w:color="auto" w:fill="1F497D"/>
           </w:tcPr>
           <w:p>
+            <w:r/>
             <w:r>
               <w:rPr>
                 <w:b/>
+                <w:color w:val="FFFFFF"/>
               </w:rPr>
               <w:t>Fecha</w:t>
             </w:r>
@@ -65,12 +317,15 @@
         </w:tc>
         <w:tc>
           <w:tcPr>
-            <w:tcW w:type="dxa" w:w="2160"/>
+            <w:tcW w:type="dxa" w:w="1701"/>
+            <w:shd w:val="clear" w:color="auto" w:fill="1F497D"/>
           </w:tcPr>
           <w:p>
+            <w:r/>
             <w:r>
               <w:rPr>
                 <w:b/>
+                <w:color w:val="FFFFFF"/>
               </w:rPr>
               <w:t>Autor</w:t>
             </w:r>
@@ -78,12 +333,15 @@
         </w:tc>
         <w:tc>
           <w:tcPr>
-            <w:tcW w:type="dxa" w:w="2160"/>
+            <w:tcW w:type="dxa" w:w="6004"/>
+            <w:shd w:val="clear" w:color="auto" w:fill="1F497D"/>
           </w:tcPr>
           <w:p>
+            <w:r/>
             <w:r>
               <w:rPr>
                 <w:b/>
+                <w:color w:val="FFFFFF"/>
               </w:rPr>
               <w:t>Cambios</w:t>
             </w:r>
@@ -93,41 +351,54 @@
       <w:tr>
         <w:tc>
           <w:tcPr>
-            <w:tcW w:type="dxa" w:w="2160"/>
+            <w:tcW w:type="dxa" w:w="850"/>
           </w:tcPr>
           <w:p>
             <w:r>
-              <w:t>1.10</w:t>
+              <w:rPr>
+                <w:sz w:val="20"/>
+              </w:rPr>
+              <w:t>1.0</w:t>
             </w:r>
           </w:p>
         </w:tc>
         <w:tc>
           <w:tcPr>
-            <w:tcW w:type="dxa" w:w="2160"/>
+            <w:tcW w:type="dxa" w:w="1417"/>
           </w:tcPr>
           <w:p>
             <w:r>
-              <w:t>2026-07-07</w:t>
+              <w:rPr>
+                <w:sz w:val="20"/>
+              </w:rPr>
+              <w:t>Junio 2026</w:t>
             </w:r>
           </w:p>
         </w:tc>
         <w:tc>
           <w:tcPr>
-            <w:tcW w:type="dxa" w:w="2160"/>
+            <w:tcW w:type="dxa" w:w="1701"/>
           </w:tcPr>
           <w:p>
             <w:r>
-              <w:t>Auditoria RAT detallada — Custodio</w:t>
+              <w:rPr>
+                <w:sz w:val="20"/>
+              </w:rPr>
+              <w:t>Equipo de Desarrollo — Custodio</w:t>
             </w:r>
           </w:p>
         </w:tc>
         <w:tc>
           <w:tcPr>
-            <w:tcW w:type="dxa" w:w="2160"/>
+            <w:tcW w:type="dxa" w:w="2493"/>
           </w:tcPr>
           <w:p>
+            <w:r/>
             <w:r>
-              <w:t>Regeneracion con 20 endpoints RAT (antes 6 en v1.9). Auditoria 2026-07-07.</w:t>
+              <w:rPr>
+                <w:sz w:val="20"/>
+              </w:rPr>
+              <w:t>Creación inicial del documento de API.</w:t>
             </w:r>
           </w:p>
         </w:tc>
@@ -135,249 +406,54 @@
       <w:tr>
         <w:tc>
           <w:tcPr>
-            <w:tcW w:type="dxa" w:w="2160"/>
-          </w:tcPr>
-          <w:p/>
-        </w:tc>
-        <w:tc>
-          <w:tcPr>
-            <w:tcW w:type="dxa" w:w="2160"/>
-          </w:tcPr>
-          <w:p/>
-        </w:tc>
-        <w:tc>
-          <w:tcPr>
-            <w:tcW w:type="dxa" w:w="2160"/>
-          </w:tcPr>
-          <w:p/>
-        </w:tc>
-        <w:tc>
-          <w:tcPr>
-            <w:tcW w:type="dxa" w:w="2160"/>
-          </w:tcPr>
-          <w:p/>
-        </w:tc>
-      </w:tr>
-      <w:tr>
-        <w:tc>
-          <w:tcPr>
-            <w:tcW w:type="dxa" w:w="2160"/>
-          </w:tcPr>
-          <w:p/>
-        </w:tc>
-        <w:tc>
-          <w:tcPr>
-            <w:tcW w:type="dxa" w:w="2160"/>
-          </w:tcPr>
-          <w:p/>
-        </w:tc>
-        <w:tc>
-          <w:tcPr>
-            <w:tcW w:type="dxa" w:w="2160"/>
-          </w:tcPr>
-          <w:p/>
-        </w:tc>
-        <w:tc>
-          <w:tcPr>
-            <w:tcW w:type="dxa" w:w="2160"/>
-          </w:tcPr>
-          <w:p/>
-        </w:tc>
-      </w:tr>
-    </w:tbl>
-    <w:p/>
-    <w:p>
-      <w:pPr>
-        <w:pStyle w:val="Heading1"/>
-      </w:pPr>
-      <w:r>
-        <w:t>Resumen</w:t>
-      </w:r>
-    </w:p>
-    <w:p>
-      <w:r>
-        <w:t>Este documento describe los 20 endpoints REST del modulo RAT (Registro de Actividades de Tratamiento) segun la Ley 21.719 de Chile. Los endpoints cumplen con:</w:t>
-      </w:r>
-    </w:p>
-    <w:p>
-      <w:pPr>
-        <w:pStyle w:val="ListBullet"/>
-      </w:pPr>
-      <w:r>
-        <w:t>Autenticacion JWT en todos los endpoints (excepto /publico/*).</w:t>
-      </w:r>
-    </w:p>
-    <w:p>
-      <w:pPr>
-        <w:pStyle w:val="ListBullet"/>
-      </w:pPr>
-      <w:r>
-        <w:t>Multi-tenant defense via get_rat_for_user() con patron 404 (no exponer existencia).</w:t>
-      </w:r>
-    </w:p>
-    <w:p>
-      <w:pPr>
-        <w:pStyle w:val="ListBullet"/>
-      </w:pPr>
-      <w:r>
-        <w:t>RBAC granular: SUPERADMIN, ADMIN_EMPRESA, USUARIO con jerarquia explicita.</w:t>
-      </w:r>
-    </w:p>
-    <w:p>
-      <w:pPr>
-        <w:pStyle w:val="ListBullet"/>
-      </w:pPr>
-      <w:r>
-        <w:t>Audit log con cadena de hashes SHA-256 para integridad.</w:t>
-      </w:r>
-    </w:p>
-    <w:p>
-      <w:pPr>
-        <w:pStyle w:val="ListBullet"/>
-      </w:pPr>
-      <w:r>
-        <w:t>CSV injection prevention con _DANGEROUS_CSV_PREFIXES.</w:t>
-      </w:r>
-    </w:p>
-    <w:p>
-      <w:pPr>
-        <w:pStyle w:val="ListBullet"/>
-      </w:pPr>
-      <w:r>
-        <w:t>Cifrado PII (Fernet) para consentimientos (Art. 11 deber de confidencialidad).</w:t>
-      </w:r>
-    </w:p>
-    <w:p>
-      <w:pPr>
-        <w:pStyle w:val="Heading1"/>
-      </w:pPr>
-      <w:r>
-        <w:t>Tabla de endpoints (20 total)</w:t>
-      </w:r>
-    </w:p>
-    <w:p>
-      <w:r>
-        <w:t>A continuacion los 20 endpoints del modulo RAT:</w:t>
-      </w:r>
-    </w:p>
-    <w:tbl>
-      <w:tblPr>
-        <w:tblStyle w:val="LightGrid"/>
-        <w:tblW w:type="auto" w:w="0"/>
-        <w:tblLook w:firstColumn="1" w:firstRow="1" w:lastColumn="0" w:lastRow="0" w:noHBand="0" w:noVBand="1" w:val="04A0"/>
-      </w:tblPr>
-      <w:tblGrid>
-        <w:gridCol w:w="1080"/>
-        <w:gridCol w:w="1080"/>
-        <w:gridCol w:w="1080"/>
-        <w:gridCol w:w="1080"/>
-        <w:gridCol w:w="1080"/>
-        <w:gridCol w:w="1080"/>
-        <w:gridCol w:w="1080"/>
-        <w:gridCol w:w="1080"/>
-      </w:tblGrid>
-      <w:tr>
-        <w:tc>
-          <w:tcPr>
-            <w:tcW w:type="dxa" w:w="1080"/>
+            <w:tcW w:type="dxa" w:w="850"/>
           </w:tcPr>
           <w:p>
             <w:r>
               <w:rPr>
-                <w:b/>
+                <w:sz w:val="20"/>
               </w:rPr>
-              <w:t>Metodo</w:t>
+              <w:t>1.1</w:t>
             </w:r>
           </w:p>
         </w:tc>
         <w:tc>
           <w:tcPr>
-            <w:tcW w:type="dxa" w:w="1080"/>
+            <w:tcW w:type="dxa" w:w="1417"/>
           </w:tcPr>
           <w:p>
             <w:r>
               <w:rPr>
-                <w:b/>
+                <w:sz w:val="20"/>
               </w:rPr>
-              <w:t>Path</w:t>
+              <w:t>Junio 2026</w:t>
             </w:r>
           </w:p>
         </w:tc>
         <w:tc>
           <w:tcPr>
-            <w:tcW w:type="dxa" w:w="1080"/>
+            <w:tcW w:type="dxa" w:w="1701"/>
           </w:tcPr>
           <w:p>
             <w:r>
               <w:rPr>
-                <w:b/>
+                <w:sz w:val="20"/>
               </w:rPr>
-              <w:t>Auth</w:t>
+              <w:t>Equipo de Desarrollo — Custodio</w:t>
             </w:r>
           </w:p>
         </w:tc>
         <w:tc>
           <w:tcPr>
-            <w:tcW w:type="dxa" w:w="1080"/>
+            <w:tcW w:type="dxa" w:w="2493"/>
           </w:tcPr>
           <w:p>
+            <w:r/>
             <w:r>
               <w:rPr>
-                <w:b/>
+                <w:sz w:val="20"/>
               </w:rPr>
-              <w:t>RBAC</w:t>
-            </w:r>
-          </w:p>
-        </w:tc>
-        <w:tc>
-          <w:tcPr>
-            <w:tcW w:type="dxa" w:w="1080"/>
-          </w:tcPr>
-          <w:p>
-            <w:r>
-              <w:rPr>
-                <w:b/>
-              </w:rPr>
-              <w:t>Params</w:t>
-            </w:r>
-          </w:p>
-        </w:tc>
-        <w:tc>
-          <w:tcPr>
-            <w:tcW w:type="dxa" w:w="1080"/>
-          </w:tcPr>
-          <w:p>
-            <w:r>
-              <w:rPr>
-                <w:b/>
-              </w:rPr>
-              <w:t>Response</w:t>
-            </w:r>
-          </w:p>
-        </w:tc>
-        <w:tc>
-          <w:tcPr>
-            <w:tcW w:type="dxa" w:w="1080"/>
-          </w:tcPr>
-          <w:p>
-            <w:r>
-              <w:rPr>
-                <w:b/>
-              </w:rPr>
-              <w:t>Tags</w:t>
-            </w:r>
-          </w:p>
-        </w:tc>
-        <w:tc>
-          <w:tcPr>
-            <w:tcW w:type="dxa" w:w="1080"/>
-          </w:tcPr>
-          <w:p>
-            <w:r>
-              <w:rPr>
-                <w:b/>
-              </w:rPr>
-              <w:t>Descripcion</w:t>
+              <w:t>Endpoints completos del módulo RAT y autenticación.</w:t>
             </w:r>
           </w:p>
         </w:tc>
@@ -385,81 +461,54 @@
       <w:tr>
         <w:tc>
           <w:tcPr>
-            <w:tcW w:type="dxa" w:w="1080"/>
+            <w:tcW w:type="dxa" w:w="850"/>
           </w:tcPr>
           <w:p>
             <w:r>
-              <w:t>GET</w:t>
+              <w:rPr>
+                <w:sz w:val="20"/>
+              </w:rPr>
+              <w:t>1.2</w:t>
             </w:r>
           </w:p>
         </w:tc>
         <w:tc>
           <w:tcPr>
-            <w:tcW w:type="dxa" w:w="1080"/>
+            <w:tcW w:type="dxa" w:w="1417"/>
           </w:tcPr>
           <w:p>
             <w:r>
-              <w:t>/rats/reportes</w:t>
+              <w:rPr>
+                <w:sz w:val="20"/>
+              </w:rPr>
+              <w:t>Junio 2026</w:t>
             </w:r>
           </w:p>
         </w:tc>
         <w:tc>
           <w:tcPr>
-            <w:tcW w:type="dxa" w:w="1080"/>
+            <w:tcW w:type="dxa" w:w="1701"/>
           </w:tcPr>
           <w:p>
             <w:r>
-              <w:t>JWT</w:t>
+              <w:rPr>
+                <w:sz w:val="20"/>
+              </w:rPr>
+              <w:t>Equipo de Desarrollo — Custodio</w:t>
             </w:r>
           </w:p>
         </w:tc>
         <w:tc>
           <w:tcPr>
-            <w:tcW w:type="dxa" w:w="1080"/>
+            <w:tcW w:type="dxa" w:w="2493"/>
           </w:tcPr>
           <w:p>
+            <w:r/>
             <w:r>
-              <w:t>cualquier rol con acceso</w:t>
-            </w:r>
-          </w:p>
-        </w:tc>
-        <w:tc>
-          <w:tcPr>
-            <w:tcW w:type="dxa" w:w="1080"/>
-          </w:tcPr>
-          <w:p>
-            <w:r>
-              <w:t>skip, limit, sort_by, sort_order, search, estado, base_legal, categoria_titulares, datos_sensibles, evaluacion_impacto, transferencia_internacional, created_by, categoria_datos, datos_nna, transferencia_nacional, nivel_confidencialidad, decisiones_automatizadas, company_id</w:t>
-            </w:r>
-          </w:p>
-        </w:tc>
-        <w:tc>
-          <w:tcPr>
-            <w:tcW w:type="dxa" w:w="1080"/>
-          </w:tcPr>
-          <w:p>
-            <w:r>
-              <w:t>200 + ReportesResponse</w:t>
-            </w:r>
-          </w:p>
-        </w:tc>
-        <w:tc>
-          <w:tcPr>
-            <w:tcW w:type="dxa" w:w="1080"/>
-          </w:tcPr>
-          <w:p>
-            <w:r>
-              <w:t>Reportes</w:t>
-            </w:r>
-          </w:p>
-        </w:tc>
-        <w:tc>
-          <w:tcPr>
-            <w:tcW w:type="dxa" w:w="1080"/>
-          </w:tcPr>
-          <w:p>
-            <w:r>
-              <w:t>Reporte filtrado con 18+ filtros, paginacion y ordenamiento (QW-ITER14-01)</w:t>
+              <w:rPr>
+                <w:sz w:val="20"/>
+              </w:rPr>
+              <w:t>_Endpoints de brechas, ARCO, consentimientos._</w:t>
             </w:r>
           </w:p>
         </w:tc>
@@ -467,81 +516,54 @@
       <w:tr>
         <w:tc>
           <w:tcPr>
-            <w:tcW w:type="dxa" w:w="1080"/>
+            <w:tcW w:type="dxa" w:w="850"/>
           </w:tcPr>
           <w:p>
             <w:r>
-              <w:t>GET</w:t>
+              <w:rPr>
+                <w:sz w:val="20"/>
+              </w:rPr>
+              <w:t>1.3</w:t>
             </w:r>
           </w:p>
         </w:tc>
         <w:tc>
           <w:tcPr>
-            <w:tcW w:type="dxa" w:w="1080"/>
+            <w:tcW w:type="dxa" w:w="1417"/>
           </w:tcPr>
           <w:p>
             <w:r>
-              <w:t>/rats/</w:t>
+              <w:rPr>
+                <w:sz w:val="20"/>
+              </w:rPr>
+              <w:t>Junio 2026</w:t>
             </w:r>
           </w:p>
         </w:tc>
         <w:tc>
           <w:tcPr>
-            <w:tcW w:type="dxa" w:w="1080"/>
+            <w:tcW w:type="dxa" w:w="1701"/>
           </w:tcPr>
           <w:p>
             <w:r>
-              <w:t>JWT</w:t>
+              <w:rPr>
+                <w:sz w:val="20"/>
+              </w:rPr>
+              <w:t>Equipo de Desarrollo — Custodio</w:t>
             </w:r>
           </w:p>
         </w:tc>
         <w:tc>
           <w:tcPr>
-            <w:tcW w:type="dxa" w:w="1080"/>
+            <w:tcW w:type="dxa" w:w="2493"/>
           </w:tcPr>
           <w:p>
+            <w:r/>
             <w:r>
-              <w:t>cualquier rol con acceso</w:t>
-            </w:r>
-          </w:p>
-        </w:tc>
-        <w:tc>
-          <w:tcPr>
-            <w:tcW w:type="dxa" w:w="1080"/>
-          </w:tcPr>
-          <w:p>
-            <w:r>
-              <w:t>company_id, skip, limit</w:t>
-            </w:r>
-          </w:p>
-        </w:tc>
-        <w:tc>
-          <w:tcPr>
-            <w:tcW w:type="dxa" w:w="1080"/>
-          </w:tcPr>
-          <w:p>
-            <w:r>
-              <w:t>200 + list[RATOut]</w:t>
-            </w:r>
-          </w:p>
-        </w:tc>
-        <w:tc>
-          <w:tcPr>
-            <w:tcW w:type="dxa" w:w="1080"/>
-          </w:tcPr>
-          <w:p>
-            <w:r>
-              <w:t>RAT CRUD</w:t>
-            </w:r>
-          </w:p>
-        </w:tc>
-        <w:tc>
-          <w:tcPr>
-            <w:tcW w:type="dxa" w:w="1080"/>
-          </w:tcPr>
-          <w:p>
-            <w:r>
-              <w:t>Listar RATs. Multi-tenant. Feature gate N-02.</w:t>
+              <w:rPr>
+                <w:sz w:val="20"/>
+              </w:rPr>
+              <w:t>_Beta Launch: /health, RBAC, EIPD._</w:t>
             </w:r>
           </w:p>
         </w:tc>
@@ -549,81 +571,54 @@
       <w:tr>
         <w:tc>
           <w:tcPr>
-            <w:tcW w:type="dxa" w:w="1080"/>
+            <w:tcW w:type="dxa" w:w="850"/>
           </w:tcPr>
           <w:p>
             <w:r>
-              <w:t>GET</w:t>
+              <w:rPr>
+                <w:sz w:val="20"/>
+              </w:rPr>
+              <w:t>1.4</w:t>
             </w:r>
           </w:p>
         </w:tc>
         <w:tc>
           <w:tcPr>
-            <w:tcW w:type="dxa" w:w="1080"/>
+            <w:tcW w:type="dxa" w:w="1417"/>
           </w:tcPr>
           <w:p>
             <w:r>
-              <w:t>/rats/dashboard/{company_id}</w:t>
+              <w:rPr>
+                <w:sz w:val="20"/>
+              </w:rPr>
+              <w:t>Junio 2026</w:t>
             </w:r>
           </w:p>
         </w:tc>
         <w:tc>
           <w:tcPr>
-            <w:tcW w:type="dxa" w:w="1080"/>
+            <w:tcW w:type="dxa" w:w="1701"/>
           </w:tcPr>
           <w:p>
             <w:r>
-              <w:t>JWT</w:t>
+              <w:rPr>
+                <w:sz w:val="20"/>
+              </w:rPr>
+              <w:t>Equipo de Desarrollo — Custodio</w:t>
             </w:r>
           </w:p>
         </w:tc>
         <w:tc>
           <w:tcPr>
-            <w:tcW w:type="dxa" w:w="1080"/>
+            <w:tcW w:type="dxa" w:w="2493"/>
           </w:tcPr>
           <w:p>
+            <w:r/>
             <w:r>
-              <w:t>admin_empresa, superadmin</w:t>
-            </w:r>
-          </w:p>
-        </w:tc>
-        <w:tc>
-          <w:tcPr>
-            <w:tcW w:type="dxa" w:w="1080"/>
-          </w:tcPr>
-          <w:p>
-            <w:r>
-              <w:t>company_id (path)</w:t>
-            </w:r>
-          </w:p>
-        </w:tc>
-        <w:tc>
-          <w:tcPr>
-            <w:tcW w:type="dxa" w:w="1080"/>
-          </w:tcPr>
-          <w:p>
-            <w:r>
-              <w:t>200 + DashboardStats</w:t>
-            </w:r>
-          </w:p>
-        </w:tc>
-        <w:tc>
-          <w:tcPr>
-            <w:tcW w:type="dxa" w:w="1080"/>
-          </w:tcPr>
-          <w:p>
-            <w:r>
-              <w:t>RAT Dashboard</w:t>
-            </w:r>
-          </w:p>
-        </w:tc>
-        <w:tc>
-          <w:tcPr>
-            <w:tcW w:type="dxa" w:w="1080"/>
-          </w:tcPr>
-          <w:p>
-            <w:r>
-              <w:t>KPIs: total, por estado, sensibles, EIPD, transferencias, IL sin test, encargados sin contrato, sin doc.</w:t>
+              <w:rPr>
+                <w:sz w:val="20"/>
+              </w:rPr>
+              <w:t>_OCI Object Storage endpoints, asesor IA._</w:t>
             </w:r>
           </w:p>
         </w:tc>
@@ -631,81 +626,54 @@
       <w:tr>
         <w:tc>
           <w:tcPr>
-            <w:tcW w:type="dxa" w:w="1080"/>
+            <w:tcW w:type="dxa" w:w="850"/>
           </w:tcPr>
           <w:p>
             <w:r>
-              <w:t>GET</w:t>
+              <w:rPr>
+                <w:sz w:val="20"/>
+              </w:rPr>
+              <w:t>1.5</w:t>
             </w:r>
           </w:p>
         </w:tc>
         <w:tc>
           <w:tcPr>
-            <w:tcW w:type="dxa" w:w="1080"/>
+            <w:tcW w:type="dxa" w:w="1417"/>
           </w:tcPr>
           <w:p>
             <w:r>
-              <w:t>/rats/sugerencias/tipos</w:t>
+              <w:rPr>
+                <w:sz w:val="20"/>
+              </w:rPr>
+              <w:t>Junio 2026</w:t>
             </w:r>
           </w:p>
         </w:tc>
         <w:tc>
           <w:tcPr>
-            <w:tcW w:type="dxa" w:w="1080"/>
+            <w:tcW w:type="dxa" w:w="1701"/>
           </w:tcPr>
           <w:p>
             <w:r>
-              <w:t>JWT</w:t>
+              <w:rPr>
+                <w:sz w:val="20"/>
+              </w:rPr>
+              <w:t>Equipo de Desarrollo — Custodio</w:t>
             </w:r>
           </w:p>
         </w:tc>
         <w:tc>
           <w:tcPr>
-            <w:tcW w:type="dxa" w:w="1080"/>
+            <w:tcW w:type="dxa" w:w="2493"/>
           </w:tcPr>
           <w:p>
+            <w:r/>
             <w:r>
-              <w:t>cualquier rol</w:t>
-            </w:r>
-          </w:p>
-        </w:tc>
-        <w:tc>
-          <w:tcPr>
-            <w:tcW w:type="dxa" w:w="1080"/>
-          </w:tcPr>
-          <w:p>
-            <w:r>
-              <w:t>-</w:t>
-            </w:r>
-          </w:p>
-        </w:tc>
-        <w:tc>
-          <w:tcPr>
-            <w:tcW w:type="dxa" w:w="1080"/>
-          </w:tcPr>
-          <w:p>
-            <w:r>
-              <w:t>200 + {tipos: list}</w:t>
-            </w:r>
-          </w:p>
-        </w:tc>
-        <w:tc>
-          <w:tcPr>
-            <w:tcW w:type="dxa" w:w="1080"/>
-          </w:tcPr>
-          <w:p>
-            <w:r>
-              <w:t>Sugerencias</w:t>
-            </w:r>
-          </w:p>
-        </w:tc>
-        <w:tc>
-          <w:tcPr>
-            <w:tcW w:type="dxa" w:w="1080"/>
-          </w:tcPr>
-          <w:p>
-            <w:r>
-              <w:t>Lista de tipos de proceso disponibles para sugerencias automaticas.</w:t>
+              <w:rPr>
+                <w:sz w:val="20"/>
+              </w:rPr>
+              <w:t>PENDING — no regenerado (gap pre-existente).</w:t>
             </w:r>
           </w:p>
         </w:tc>
@@ -713,81 +681,54 @@
       <w:tr>
         <w:tc>
           <w:tcPr>
-            <w:tcW w:type="dxa" w:w="1080"/>
+            <w:tcW w:type="dxa" w:w="850"/>
           </w:tcPr>
           <w:p>
             <w:r>
-              <w:t>POST</w:t>
+              <w:rPr>
+                <w:sz w:val="20"/>
+              </w:rPr>
+              <w:t>1.6</w:t>
             </w:r>
           </w:p>
         </w:tc>
         <w:tc>
           <w:tcPr>
-            <w:tcW w:type="dxa" w:w="1080"/>
+            <w:tcW w:type="dxa" w:w="1417"/>
           </w:tcPr>
           <w:p>
             <w:r>
-              <w:t>/rats/sugerencias</w:t>
+              <w:rPr>
+                <w:sz w:val="20"/>
+              </w:rPr>
+              <w:t>Junio 2026</w:t>
             </w:r>
           </w:p>
         </w:tc>
         <w:tc>
           <w:tcPr>
-            <w:tcW w:type="dxa" w:w="1080"/>
+            <w:tcW w:type="dxa" w:w="1701"/>
           </w:tcPr>
           <w:p>
             <w:r>
-              <w:t>JWT</w:t>
+              <w:rPr>
+                <w:sz w:val="20"/>
+              </w:rPr>
+              <w:t>Equipo de Desarrollo — Custodio</w:t>
             </w:r>
           </w:p>
         </w:tc>
         <w:tc>
           <w:tcPr>
-            <w:tcW w:type="dxa" w:w="1080"/>
+            <w:tcW w:type="dxa" w:w="2493"/>
           </w:tcPr>
           <w:p>
+            <w:r/>
             <w:r>
-              <w:t>cualquier rol</w:t>
-            </w:r>
-          </w:p>
-        </w:tc>
-        <w:tc>
-          <w:tcPr>
-            <w:tcW w:type="dxa" w:w="1080"/>
-          </w:tcPr>
-          <w:p>
-            <w:r>
-              <w:t>tipo_proceso</w:t>
-            </w:r>
-          </w:p>
-        </w:tc>
-        <w:tc>
-          <w:tcPr>
-            <w:tcW w:type="dxa" w:w="1080"/>
-          </w:tcPr>
-          <w:p>
-            <w:r>
-              <w:t>200 + RATSugerenciaOut</w:t>
-            </w:r>
-          </w:p>
-        </w:tc>
-        <w:tc>
-          <w:tcPr>
-            <w:tcW w:type="dxa" w:w="1080"/>
-          </w:tcPr>
-          <w:p>
-            <w:r>
-              <w:t>Sugerencias</w:t>
-            </w:r>
-          </w:p>
-        </w:tc>
-        <w:tc>
-          <w:tcPr>
-            <w:tcW w:type="dxa" w:w="1080"/>
-          </w:tcPr>
-          <w:p>
-            <w:r>
-              <w:t>Dado un tipo de proceso, retorna sugerencias precompletadas para el RAT.</w:t>
+              <w:rPr>
+                <w:sz w:val="20"/>
+              </w:rPr>
+              <w:t>PENDING — no regenerado (gap pre-existente).</w:t>
             </w:r>
           </w:p>
         </w:tc>
@@ -795,81 +736,54 @@
       <w:tr>
         <w:tc>
           <w:tcPr>
-            <w:tcW w:type="dxa" w:w="1080"/>
+            <w:tcW w:type="dxa" w:w="850"/>
           </w:tcPr>
           <w:p>
             <w:r>
-              <w:t>GET</w:t>
+              <w:rPr>
+                <w:sz w:val="20"/>
+              </w:rPr>
+              <w:t>1.7</w:t>
             </w:r>
           </w:p>
         </w:tc>
         <w:tc>
           <w:tcPr>
-            <w:tcW w:type="dxa" w:w="1080"/>
+            <w:tcW w:type="dxa" w:w="1417"/>
           </w:tcPr>
           <w:p>
             <w:r>
-              <w:t>/rats/{rat_id}</w:t>
+              <w:rPr>
+                <w:sz w:val="20"/>
+              </w:rPr>
+              <w:t>Junio 2026</w:t>
             </w:r>
           </w:p>
         </w:tc>
         <w:tc>
           <w:tcPr>
-            <w:tcW w:type="dxa" w:w="1080"/>
+            <w:tcW w:type="dxa" w:w="1701"/>
           </w:tcPr>
           <w:p>
             <w:r>
-              <w:t>JWT</w:t>
+              <w:rPr>
+                <w:sz w:val="20"/>
+              </w:rPr>
+              <w:t>Equipo de Desarrollo — Custodio</w:t>
             </w:r>
           </w:p>
         </w:tc>
         <w:tc>
           <w:tcPr>
-            <w:tcW w:type="dxa" w:w="1080"/>
+            <w:tcW w:type="dxa" w:w="2493"/>
           </w:tcPr>
           <w:p>
+            <w:r/>
             <w:r>
-              <w:t>admin_empresa, usuario</w:t>
-            </w:r>
-          </w:p>
-        </w:tc>
-        <w:tc>
-          <w:tcPr>
-            <w:tcW w:type="dxa" w:w="1080"/>
-          </w:tcPr>
-          <w:p>
-            <w:r>
-              <w:t>rat_id (path)</w:t>
-            </w:r>
-          </w:p>
-        </w:tc>
-        <w:tc>
-          <w:tcPr>
-            <w:tcW w:type="dxa" w:w="1080"/>
-          </w:tcPr>
-          <w:p>
-            <w:r>
-              <w:t>200 + RATOut</w:t>
-            </w:r>
-          </w:p>
-        </w:tc>
-        <w:tc>
-          <w:tcPr>
-            <w:tcW w:type="dxa" w:w="1080"/>
-          </w:tcPr>
-          <w:p>
-            <w:r>
-              <w:t>RAT CRUD</w:t>
-            </w:r>
-          </w:p>
-        </w:tc>
-        <w:tc>
-          <w:tcPr>
-            <w:tcW w:type="dxa" w:w="1080"/>
-          </w:tcPr>
-          <w:p>
-            <w:r>
-              <w:t>Obtener RAT por ID. IDOR prevention: get_rat_for_user retorna 404 si no pertenece.</w:t>
+              <w:rPr>
+                <w:sz w:val="20"/>
+              </w:rPr>
+              <w:t>Gap G1 cerrado: Sprint 2 export endpoints + enqueue-sla-alerts.</w:t>
             </w:r>
           </w:p>
         </w:tc>
@@ -877,81 +791,54 @@
       <w:tr>
         <w:tc>
           <w:tcPr>
-            <w:tcW w:type="dxa" w:w="1080"/>
+            <w:tcW w:type="dxa" w:w="850"/>
           </w:tcPr>
           <w:p>
             <w:r>
-              <w:t>POST</w:t>
+              <w:rPr>
+                <w:sz w:val="20"/>
+              </w:rPr>
+              <w:t>1.8</w:t>
             </w:r>
           </w:p>
         </w:tc>
         <w:tc>
           <w:tcPr>
-            <w:tcW w:type="dxa" w:w="1080"/>
+            <w:tcW w:type="dxa" w:w="1417"/>
           </w:tcPr>
           <w:p>
             <w:r>
-              <w:t>/rats/</w:t>
+              <w:rPr>
+                <w:sz w:val="20"/>
+              </w:rPr>
+              <w:t>Junio 2026</w:t>
             </w:r>
           </w:p>
         </w:tc>
         <w:tc>
           <w:tcPr>
-            <w:tcW w:type="dxa" w:w="1080"/>
+            <w:tcW w:type="dxa" w:w="1701"/>
           </w:tcPr>
           <w:p>
             <w:r>
-              <w:t>JWT</w:t>
+              <w:rPr>
+                <w:sz w:val="20"/>
+              </w:rPr>
+              <w:t>Equipo de Desarrollo — Custodio</w:t>
             </w:r>
           </w:p>
         </w:tc>
         <w:tc>
           <w:tcPr>
-            <w:tcW w:type="dxa" w:w="1080"/>
+            <w:tcW w:type="dxa" w:w="2493"/>
           </w:tcPr>
           <w:p>
+            <w:r/>
             <w:r>
-              <w:t>editor, admin_empresa</w:t>
-            </w:r>
-          </w:p>
-        </w:tc>
-        <w:tc>
-          <w:tcPr>
-            <w:tcW w:type="dxa" w:w="1080"/>
-          </w:tcPr>
-          <w:p>
-            <w:r>
-              <w:t>RATCreate (40 campos)</w:t>
-            </w:r>
-          </w:p>
-        </w:tc>
-        <w:tc>
-          <w:tcPr>
-            <w:tcW w:type="dxa" w:w="1080"/>
-          </w:tcPr>
-          <w:p>
-            <w:r>
-              <w:t>201 + RATOut</w:t>
-            </w:r>
-          </w:p>
-        </w:tc>
-        <w:tc>
-          <w:tcPr>
-            <w:tcW w:type="dxa" w:w="1080"/>
-          </w:tcPr>
-          <w:p>
-            <w:r>
-              <w:t>RAT CRUD</w:t>
-            </w:r>
-          </w:p>
-        </w:tc>
-        <w:tc>
-          <w:tcPr>
-            <w:tcW w:type="dxa" w:w="1080"/>
-          </w:tcPr>
-          <w:p>
-            <w:r>
-              <w:t>Crear RAT. Valida EIPD obligatoria, consentimientos, contratos.</w:t>
+              <w:rPr>
+                <w:sz w:val="20"/>
+              </w:rPr>
+              <w:t>_PATCH /tkt-solicitud-derecho/{id} con hash SHA-256 auto + validación evidencia. causal_rechazo como CausalRechazoEnum (7 valores)._</w:t>
             </w:r>
           </w:p>
         </w:tc>
@@ -959,81 +846,109 @@
       <w:tr>
         <w:tc>
           <w:tcPr>
-            <w:tcW w:type="dxa" w:w="1080"/>
+            <w:tcW w:type="dxa" w:w="850"/>
           </w:tcPr>
           <w:p>
             <w:r>
-              <w:t>POST</w:t>
+              <w:rPr>
+                <w:sz w:val="20"/>
+              </w:rPr>
+              <w:t>1.9</w:t>
             </w:r>
           </w:p>
         </w:tc>
         <w:tc>
           <w:tcPr>
-            <w:tcW w:type="dxa" w:w="1080"/>
+            <w:tcW w:type="dxa" w:w="1417"/>
           </w:tcPr>
           <w:p>
             <w:r>
-              <w:t>/rats/{rat_id}/consentimientos</w:t>
+              <w:rPr>
+                <w:sz w:val="20"/>
+              </w:rPr>
+              <w:t>Julio 2026</w:t>
             </w:r>
           </w:p>
         </w:tc>
         <w:tc>
           <w:tcPr>
-            <w:tcW w:type="dxa" w:w="1080"/>
+            <w:tcW w:type="dxa" w:w="1701"/>
           </w:tcPr>
           <w:p>
             <w:r>
-              <w:t>JWT</w:t>
+              <w:rPr>
+                <w:sz w:val="20"/>
+              </w:rPr>
+              <w:t>Equipo de Desarrollo — Custodio</w:t>
             </w:r>
           </w:p>
         </w:tc>
         <w:tc>
           <w:tcPr>
-            <w:tcW w:type="dxa" w:w="1080"/>
+            <w:tcW w:type="dxa" w:w="2493"/>
           </w:tcPr>
           <w:p>
+            <w:r/>
             <w:r>
-              <w:t>editor, admin_empresa</w:t>
+              <w:rPr>
+                <w:sz w:val="20"/>
+                <w:u w:val="single"/>
+              </w:rPr>
+              <w:t>_IDOR multi-tenant get_rat_for_user() en 6 endpoints RAT. base_legal_valida strict. ConsentimientoAlert en handleSave. Homologación orden campos RAT. PDF con títulos de sección._</w:t>
+            </w:r>
+          </w:p>
+        </w:tc>
+      </w:tr>
+    </w:tbl>
+    <w:p/>
+    <w:p>
+      <w:pPr>
+        <w:pStyle w:val="Heading2"/>
+      </w:pPr>
+      <w:r>
+        <w:t>Estado del documento</w:t>
+      </w:r>
+    </w:p>
+    <w:tbl>
+      <w:tblPr>
+        <w:tblStyle w:val="TableGrid"/>
+        <w:tblW w:type="auto" w:w="0"/>
+        <w:jc w:val="center"/>
+        <w:tblLook w:firstColumn="1" w:firstRow="1" w:lastColumn="0" w:lastRow="0" w:noHBand="0" w:noVBand="1" w:val="04A0"/>
+      </w:tblPr>
+      <w:tblGrid>
+        <w:gridCol w:w="4986"/>
+        <w:gridCol w:w="4986"/>
+      </w:tblGrid>
+      <w:tr>
+        <w:tc>
+          <w:tcPr>
+            <w:tcW w:type="dxa" w:w="4986"/>
+            <w:shd w:val="clear" w:color="auto" w:fill="1F497D"/>
+          </w:tcPr>
+          <w:p>
+            <w:r/>
+            <w:r>
+              <w:rPr>
+                <w:b/>
+                <w:color w:val="FFFFFF"/>
+              </w:rPr>
+              <w:t>Campo</w:t>
             </w:r>
           </w:p>
         </w:tc>
         <w:tc>
           <w:tcPr>
-            <w:tcW w:type="dxa" w:w="1080"/>
+            <w:tcW w:type="dxa" w:w="4986"/>
+            <w:shd w:val="clear" w:color="auto" w:fill="1F497D"/>
           </w:tcPr>
           <w:p>
             <w:r>
-              <w:t>rat_id (path), ConsentimientoCreate</w:t>
-            </w:r>
-          </w:p>
-        </w:tc>
-        <w:tc>
-          <w:tcPr>
-            <w:tcW w:type="dxa" w:w="1080"/>
-          </w:tcPr>
-          <w:p>
-            <w:r>
-              <w:t>201 + ConsentimientoOut</w:t>
-            </w:r>
-          </w:p>
-        </w:tc>
-        <w:tc>
-          <w:tcPr>
-            <w:tcW w:type="dxa" w:w="1080"/>
-          </w:tcPr>
-          <w:p>
-            <w:r>
-              <w:t>Consentimiento</w:t>
-            </w:r>
-          </w:p>
-        </w:tc>
-        <w:tc>
-          <w:tcPr>
-            <w:tcW w:type="dxa" w:w="1080"/>
-          </w:tcPr>
-          <w:p>
-            <w:r>
-              <w:t>Registrar consentimiento expreso (Art. 12). Cifrado PII con Fernet + SHA-256.</w:t>
+              <w:rPr>
+                <w:b/>
+                <w:color w:val="FFFFFF"/>
+              </w:rPr>
+              <w:t>Valor</w:t>
             </w:r>
           </w:p>
         </w:tc>
@@ -1041,81 +956,27 @@
       <w:tr>
         <w:tc>
           <w:tcPr>
-            <w:tcW w:type="dxa" w:w="1080"/>
+            <w:tcW w:type="dxa" w:w="4986"/>
           </w:tcPr>
           <w:p>
             <w:r>
-              <w:t>PUT</w:t>
+              <w:rPr>
+                <w:sz w:val="20"/>
+              </w:rPr>
+              <w:t>Nombre</w:t>
             </w:r>
           </w:p>
         </w:tc>
         <w:tc>
           <w:tcPr>
-            <w:tcW w:type="dxa" w:w="1080"/>
+            <w:tcW w:type="dxa" w:w="4986"/>
           </w:tcPr>
           <w:p>
             <w:r>
-              <w:t>/rats/{rat_id}</w:t>
-            </w:r>
-          </w:p>
-        </w:tc>
-        <w:tc>
-          <w:tcPr>
-            <w:tcW w:type="dxa" w:w="1080"/>
-          </w:tcPr>
-          <w:p>
-            <w:r>
-              <w:t>JWT</w:t>
-            </w:r>
-          </w:p>
-        </w:tc>
-        <w:tc>
-          <w:tcPr>
-            <w:tcW w:type="dxa" w:w="1080"/>
-          </w:tcPr>
-          <w:p>
-            <w:r>
-              <w:t>editor, admin_empresa</w:t>
-            </w:r>
-          </w:p>
-        </w:tc>
-        <w:tc>
-          <w:tcPr>
-            <w:tcW w:type="dxa" w:w="1080"/>
-          </w:tcPr>
-          <w:p>
-            <w:r>
-              <w:t>rat_id (path), RATUpdate</w:t>
-            </w:r>
-          </w:p>
-        </w:tc>
-        <w:tc>
-          <w:tcPr>
-            <w:tcW w:type="dxa" w:w="1080"/>
-          </w:tcPr>
-          <w:p>
-            <w:r>
-              <w:t>200 + RATOut</w:t>
-            </w:r>
-          </w:p>
-        </w:tc>
-        <w:tc>
-          <w:tcPr>
-            <w:tcW w:type="dxa" w:w="1080"/>
-          </w:tcPr>
-          <w:p>
-            <w:r>
-              <w:t>RAT CRUD</w:t>
-            </w:r>
-          </w:p>
-        </w:tc>
-        <w:tc>
-          <w:tcPr>
-            <w:tcW w:type="dxa" w:w="1080"/>
-          </w:tcPr>
-          <w:p>
-            <w:r>
-              <w:t>Actualizar RAT. Validadores condicionales (transferencia_int, decisiones_auto, datos_sensibles).</w:t>
+              <w:rPr>
+                <w:sz w:val="20"/>
+              </w:rPr>
+              <w:t>API REST</w:t>
             </w:r>
           </w:p>
         </w:tc>
@@ -1123,81 +984,27 @@
       <w:tr>
         <w:tc>
           <w:tcPr>
-            <w:tcW w:type="dxa" w:w="1080"/>
+            <w:tcW w:type="dxa" w:w="4986"/>
           </w:tcPr>
           <w:p>
             <w:r>
-              <w:t>DELETE</w:t>
+              <w:rPr>
+                <w:sz w:val="20"/>
+              </w:rPr>
+              <w:t>Producto</w:t>
             </w:r>
           </w:p>
         </w:tc>
         <w:tc>
           <w:tcPr>
-            <w:tcW w:type="dxa" w:w="1080"/>
+            <w:tcW w:type="dxa" w:w="4986"/>
           </w:tcPr>
           <w:p>
             <w:r>
-              <w:t>/rats/{rat_id}</w:t>
-            </w:r>
-          </w:p>
-        </w:tc>
-        <w:tc>
-          <w:tcPr>
-            <w:tcW w:type="dxa" w:w="1080"/>
-          </w:tcPr>
-          <w:p>
-            <w:r>
-              <w:t>JWT</w:t>
-            </w:r>
-          </w:p>
-        </w:tc>
-        <w:tc>
-          <w:tcPr>
-            <w:tcW w:type="dxa" w:w="1080"/>
-          </w:tcPr>
-          <w:p>
-            <w:r>
-              <w:t>editor, admin_empresa</w:t>
-            </w:r>
-          </w:p>
-        </w:tc>
-        <w:tc>
-          <w:tcPr>
-            <w:tcW w:type="dxa" w:w="1080"/>
-          </w:tcPr>
-          <w:p>
-            <w:r>
-              <w:t>rat_id (path)</w:t>
-            </w:r>
-          </w:p>
-        </w:tc>
-        <w:tc>
-          <w:tcPr>
-            <w:tcW w:type="dxa" w:w="1080"/>
-          </w:tcPr>
-          <w:p>
-            <w:r>
-              <w:t>200 + {message}</w:t>
-            </w:r>
-          </w:p>
-        </w:tc>
-        <w:tc>
-          <w:tcPr>
-            <w:tcW w:type="dxa" w:w="1080"/>
-          </w:tcPr>
-          <w:p>
-            <w:r>
-              <w:t>RAT CRUD</w:t>
-            </w:r>
-          </w:p>
-        </w:tc>
-        <w:tc>
-          <w:tcPr>
-            <w:tcW w:type="dxa" w:w="1080"/>
-          </w:tcPr>
-          <w:p>
-            <w:r>
-              <w:t>Eliminar RAT. Mueve archivo a archive bucket antes de borrar.</w:t>
+              <w:rPr>
+                <w:sz w:val="20"/>
+              </w:rPr>
+              <w:t>Custodio RAT Manager</w:t>
             </w:r>
           </w:p>
         </w:tc>
@@ -1205,819 +1012,27 @@
       <w:tr>
         <w:tc>
           <w:tcPr>
-            <w:tcW w:type="dxa" w:w="1080"/>
+            <w:tcW w:type="dxa" w:w="4986"/>
           </w:tcPr>
           <w:p>
             <w:r>
-              <w:t>POST</w:t>
+              <w:rPr>
+                <w:sz w:val="20"/>
+              </w:rPr>
+              <w:t>Marco regulatorio</w:t>
             </w:r>
           </w:p>
         </w:tc>
         <w:tc>
           <w:tcPr>
-            <w:tcW w:type="dxa" w:w="1080"/>
+            <w:tcW w:type="dxa" w:w="4986"/>
           </w:tcPr>
           <w:p>
             <w:r>
-              <w:t>/rats/{rat_id}/revision</w:t>
-            </w:r>
-          </w:p>
-        </w:tc>
-        <w:tc>
-          <w:tcPr>
-            <w:tcW w:type="dxa" w:w="1080"/>
-          </w:tcPr>
-          <w:p>
-            <w:r>
-              <w:t>JWT</w:t>
-            </w:r>
-          </w:p>
-        </w:tc>
-        <w:tc>
-          <w:tcPr>
-            <w:tcW w:type="dxa" w:w="1080"/>
-          </w:tcPr>
-          <w:p>
-            <w:r>
-              <w:t>editor, admin_empresa</w:t>
-            </w:r>
-          </w:p>
-        </w:tc>
-        <w:tc>
-          <w:tcPr>
-            <w:tcW w:type="dxa" w:w="1080"/>
-          </w:tcPr>
-          <w:p>
-            <w:r>
-              <w:t>rat_id (path)</w:t>
-            </w:r>
-          </w:p>
-        </w:tc>
-        <w:tc>
-          <w:tcPr>
-            <w:tcW w:type="dxa" w:w="1080"/>
-          </w:tcPr>
-          <w:p>
-            <w:r>
-              <w:t>200 + AuditLogOut</w:t>
-            </w:r>
-          </w:p>
-        </w:tc>
-        <w:tc>
-          <w:tcPr>
-            <w:tcW w:type="dxa" w:w="1080"/>
-          </w:tcPr>
-          <w:p>
-            <w:r>
-              <w:t>RAT Lifecycle</w:t>
-            </w:r>
-          </w:p>
-        </w:tc>
-        <w:tc>
-          <w:tcPr>
-            <w:tcW w:type="dxa" w:w="1080"/>
-          </w:tcPr>
-          <w:p>
-            <w:r>
-              <w:t>Marcar el proceso como revisado periodicamente.</w:t>
-            </w:r>
-          </w:p>
-        </w:tc>
-      </w:tr>
-      <w:tr>
-        <w:tc>
-          <w:tcPr>
-            <w:tcW w:type="dxa" w:w="1080"/>
-          </w:tcPr>
-          <w:p>
-            <w:r>
-              <w:t>POST</w:t>
-            </w:r>
-          </w:p>
-        </w:tc>
-        <w:tc>
-          <w:tcPr>
-            <w:tcW w:type="dxa" w:w="1080"/>
-          </w:tcPr>
-          <w:p>
-            <w:r>
-              <w:t>/rats/{rat_id}/aprobar</w:t>
-            </w:r>
-          </w:p>
-        </w:tc>
-        <w:tc>
-          <w:tcPr>
-            <w:tcW w:type="dxa" w:w="1080"/>
-          </w:tcPr>
-          <w:p>
-            <w:r>
-              <w:t>JWT</w:t>
-            </w:r>
-          </w:p>
-        </w:tc>
-        <w:tc>
-          <w:tcPr>
-            <w:tcW w:type="dxa" w:w="1080"/>
-          </w:tcPr>
-          <w:p>
-            <w:r>
-              <w:t>admin_empresa, superadmin</w:t>
-            </w:r>
-          </w:p>
-        </w:tc>
-        <w:tc>
-          <w:tcPr>
-            <w:tcW w:type="dxa" w:w="1080"/>
-          </w:tcPr>
-          <w:p>
-            <w:r>
-              <w:t>rat_id (path)</w:t>
-            </w:r>
-          </w:p>
-        </w:tc>
-        <w:tc>
-          <w:tcPr>
-            <w:tcW w:type="dxa" w:w="1080"/>
-          </w:tcPr>
-          <w:p>
-            <w:r>
-              <w:t>200 + RATOut</w:t>
-            </w:r>
-          </w:p>
-        </w:tc>
-        <w:tc>
-          <w:tcPr>
-            <w:tcW w:type="dxa" w:w="1080"/>
-          </w:tcPr>
-          <w:p>
-            <w:r>
-              <w:t>RAT Lifecycle</w:t>
-            </w:r>
-          </w:p>
-        </w:tc>
-        <w:tc>
-          <w:tcPr>
-            <w:tcW w:type="dxa" w:w="1080"/>
-          </w:tcPr>
-          <w:p>
-            <w:r>
-              <w:t>Aprobar un RAT. Requiere 100% completitud.</w:t>
-            </w:r>
-          </w:p>
-        </w:tc>
-      </w:tr>
-      <w:tr>
-        <w:tc>
-          <w:tcPr>
-            <w:tcW w:type="dxa" w:w="1080"/>
-          </w:tcPr>
-          <w:p>
-            <w:r>
-              <w:t>GET</w:t>
-            </w:r>
-          </w:p>
-        </w:tc>
-        <w:tc>
-          <w:tcPr>
-            <w:tcW w:type="dxa" w:w="1080"/>
-          </w:tcPr>
-          <w:p>
-            <w:r>
-              <w:t>/rats/{rat_id}/archivo</w:t>
-            </w:r>
-          </w:p>
-        </w:tc>
-        <w:tc>
-          <w:tcPr>
-            <w:tcW w:type="dxa" w:w="1080"/>
-          </w:tcPr>
-          <w:p>
-            <w:r>
-              <w:t>JWT</w:t>
-            </w:r>
-          </w:p>
-        </w:tc>
-        <w:tc>
-          <w:tcPr>
-            <w:tcW w:type="dxa" w:w="1080"/>
-          </w:tcPr>
-          <w:p>
-            <w:r>
-              <w:t>editor, admin_empresa</w:t>
-            </w:r>
-          </w:p>
-        </w:tc>
-        <w:tc>
-          <w:tcPr>
-            <w:tcW w:type="dxa" w:w="1080"/>
-          </w:tcPr>
-          <w:p>
-            <w:r>
-              <w:t>rat_id (path)</w:t>
-            </w:r>
-          </w:p>
-        </w:tc>
-        <w:tc>
-          <w:tcPr>
-            <w:tcW w:type="dxa" w:w="1080"/>
-          </w:tcPr>
-          <w:p>
-            <w:r>
-              <w:t>200 + bytes | presigned</w:t>
-            </w:r>
-          </w:p>
-        </w:tc>
-        <w:tc>
-          <w:tcPr>
-            <w:tcW w:type="dxa" w:w="1080"/>
-          </w:tcPr>
-          <w:p>
-            <w:r>
-              <w:t>RAT File</w:t>
-            </w:r>
-          </w:p>
-        </w:tc>
-        <w:tc>
-          <w:tcPr>
-            <w:tcW w:type="dxa" w:w="1080"/>
-          </w:tcPr>
-          <w:p>
-            <w:r>
-              <w:t>Descargar documento de base legal. Cadena: OCI → BYTEA descifrado Fernet.</w:t>
-            </w:r>
-          </w:p>
-        </w:tc>
-      </w:tr>
-      <w:tr>
-        <w:tc>
-          <w:tcPr>
-            <w:tcW w:type="dxa" w:w="1080"/>
-          </w:tcPr>
-          <w:p>
-            <w:r>
-              <w:t>GET</w:t>
-            </w:r>
-          </w:p>
-        </w:tc>
-        <w:tc>
-          <w:tcPr>
-            <w:tcW w:type="dxa" w:w="1080"/>
-          </w:tcPr>
-          <w:p>
-            <w:r>
-              <w:t>/rats/{rat_id}/auditoria</w:t>
-            </w:r>
-          </w:p>
-        </w:tc>
-        <w:tc>
-          <w:tcPr>
-            <w:tcW w:type="dxa" w:w="1080"/>
-          </w:tcPr>
-          <w:p>
-            <w:r>
-              <w:t>JWT</w:t>
-            </w:r>
-          </w:p>
-        </w:tc>
-        <w:tc>
-          <w:tcPr>
-            <w:tcW w:type="dxa" w:w="1080"/>
-          </w:tcPr>
-          <w:p>
-            <w:r>
-              <w:t>cualquier rol con acceso</w:t>
-            </w:r>
-          </w:p>
-        </w:tc>
-        <w:tc>
-          <w:tcPr>
-            <w:tcW w:type="dxa" w:w="1080"/>
-          </w:tcPr>
-          <w:p>
-            <w:r>
-              <w:t>rat_id (path)</w:t>
-            </w:r>
-          </w:p>
-        </w:tc>
-        <w:tc>
-          <w:tcPr>
-            <w:tcW w:type="dxa" w:w="1080"/>
-          </w:tcPr>
-          <w:p>
-            <w:r>
-              <w:t>200 + list[AuditLogOut]</w:t>
-            </w:r>
-          </w:p>
-        </w:tc>
-        <w:tc>
-          <w:tcPr>
-            <w:tcW w:type="dxa" w:w="1080"/>
-          </w:tcPr>
-          <w:p>
-            <w:r>
-              <w:t>Auditoria</w:t>
-            </w:r>
-          </w:p>
-        </w:tc>
-        <w:tc>
-          <w:tcPr>
-            <w:tcW w:type="dxa" w:w="1080"/>
-          </w:tcPr>
-          <w:p>
-            <w:r>
-              <w:t>Historial de auditoria del RAT. IDOR prevention: get_rat_for_user.</w:t>
-            </w:r>
-          </w:p>
-        </w:tc>
-      </w:tr>
-      <w:tr>
-        <w:tc>
-          <w:tcPr>
-            <w:tcW w:type="dxa" w:w="1080"/>
-          </w:tcPr>
-          <w:p>
-            <w:r>
-              <w:t>GET</w:t>
-            </w:r>
-          </w:p>
-        </w:tc>
-        <w:tc>
-          <w:tcPr>
-            <w:tcW w:type="dxa" w:w="1080"/>
-          </w:tcPr>
-          <w:p>
-            <w:r>
-              <w:t>/rats/auditoria/{company_id}</w:t>
-            </w:r>
-          </w:p>
-        </w:tc>
-        <w:tc>
-          <w:tcPr>
-            <w:tcW w:type="dxa" w:w="1080"/>
-          </w:tcPr>
-          <w:p>
-            <w:r>
-              <w:t>JWT</w:t>
-            </w:r>
-          </w:p>
-        </w:tc>
-        <w:tc>
-          <w:tcPr>
-            <w:tcW w:type="dxa" w:w="1080"/>
-          </w:tcPr>
-          <w:p>
-            <w:r>
-              <w:t>admin_empresa, superadmin</w:t>
-            </w:r>
-          </w:p>
-        </w:tc>
-        <w:tc>
-          <w:tcPr>
-            <w:tcW w:type="dxa" w:w="1080"/>
-          </w:tcPr>
-          <w:p>
-            <w:r>
-              <w:t>company_id (path), skip, limit</w:t>
-            </w:r>
-          </w:p>
-        </w:tc>
-        <w:tc>
-          <w:tcPr>
-            <w:tcW w:type="dxa" w:w="1080"/>
-          </w:tcPr>
-          <w:p>
-            <w:r>
-              <w:t>200 + list[AuditLog]</w:t>
-            </w:r>
-          </w:p>
-        </w:tc>
-        <w:tc>
-          <w:tcPr>
-            <w:tcW w:type="dxa" w:w="1080"/>
-          </w:tcPr>
-          <w:p>
-            <w:r>
-              <w:t>Auditoria</w:t>
-            </w:r>
-          </w:p>
-        </w:tc>
-        <w:tc>
-          <w:tcPr>
-            <w:tcW w:type="dxa" w:w="1080"/>
-          </w:tcPr>
-          <w:p>
-            <w:r>
-              <w:t>Auditoria global de la empresa. Filtra por rat_ids de la empresa.</w:t>
-            </w:r>
-          </w:p>
-        </w:tc>
-      </w:tr>
-      <w:tr>
-        <w:tc>
-          <w:tcPr>
-            <w:tcW w:type="dxa" w:w="1080"/>
-          </w:tcPr>
-          <w:p>
-            <w:r>
-              <w:t>GET</w:t>
-            </w:r>
-          </w:p>
-        </w:tc>
-        <w:tc>
-          <w:tcPr>
-            <w:tcW w:type="dxa" w:w="1080"/>
-          </w:tcPr>
-          <w:p>
-            <w:r>
-              <w:t>/rats/auditoria/verify-chain</w:t>
-            </w:r>
-          </w:p>
-        </w:tc>
-        <w:tc>
-          <w:tcPr>
-            <w:tcW w:type="dxa" w:w="1080"/>
-          </w:tcPr>
-          <w:p>
-            <w:r>
-              <w:t>JWT</w:t>
-            </w:r>
-          </w:p>
-        </w:tc>
-        <w:tc>
-          <w:tcPr>
-            <w:tcW w:type="dxa" w:w="1080"/>
-          </w:tcPr>
-          <w:p>
-            <w:r>
-              <w:t>solo SUPERADMIN</w:t>
-            </w:r>
-          </w:p>
-        </w:tc>
-        <w:tc>
-          <w:tcPr>
-            <w:tcW w:type="dxa" w:w="1080"/>
-          </w:tcPr>
-          <w:p>
-            <w:r>
-              <w:t>limit</w:t>
-            </w:r>
-          </w:p>
-        </w:tc>
-        <w:tc>
-          <w:tcPr>
-            <w:tcW w:type="dxa" w:w="1080"/>
-          </w:tcPr>
-          <w:p>
-            <w:r>
-              <w:t>200 + {valido, error_id}</w:t>
-            </w:r>
-          </w:p>
-        </w:tc>
-        <w:tc>
-          <w:tcPr>
-            <w:tcW w:type="dxa" w:w="1080"/>
-          </w:tcPr>
-          <w:p>
-            <w:r>
-              <w:t>Auditoria</w:t>
-            </w:r>
-          </w:p>
-        </w:tc>
-        <w:tc>
-          <w:tcPr>
-            <w:tcW w:type="dxa" w:w="1080"/>
-          </w:tcPr>
-          <w:p>
-            <w:r>
-              <w:t>Verificar integridad de la cadena de hashes SHA-256 (H2.2 — restringido a SUPERADMIN).</w:t>
-            </w:r>
-          </w:p>
-        </w:tc>
-      </w:tr>
-      <w:tr>
-        <w:tc>
-          <w:tcPr>
-            <w:tcW w:type="dxa" w:w="1080"/>
-          </w:tcPr>
-          <w:p>
-            <w:r>
-              <w:t>GET</w:t>
-            </w:r>
-          </w:p>
-        </w:tc>
-        <w:tc>
-          <w:tcPr>
-            <w:tcW w:type="dxa" w:w="1080"/>
-          </w:tcPr>
-          <w:p>
-            <w:r>
-              <w:t>/rats/export/csv</w:t>
-            </w:r>
-          </w:p>
-        </w:tc>
-        <w:tc>
-          <w:tcPr>
-            <w:tcW w:type="dxa" w:w="1080"/>
-          </w:tcPr>
-          <w:p>
-            <w:r>
-              <w:t>JWT</w:t>
-            </w:r>
-          </w:p>
-        </w:tc>
-        <w:tc>
-          <w:tcPr>
-            <w:tcW w:type="dxa" w:w="1080"/>
-          </w:tcPr>
-          <w:p>
-            <w:r>
-              <w:t>admin_empresa, superadmin</w:t>
-            </w:r>
-          </w:p>
-        </w:tc>
-        <w:tc>
-          <w:tcPr>
-            <w:tcW w:type="dxa" w:w="1080"/>
-          </w:tcPr>
-          <w:p>
-            <w:r>
-              <w:t>company_id (query)</w:t>
-            </w:r>
-          </w:p>
-        </w:tc>
-        <w:tc>
-          <w:tcPr>
-            <w:tcW w:type="dxa" w:w="1080"/>
-          </w:tcPr>
-          <w:p>
-            <w:r>
-              <w:t>200 + CSV text/csv</w:t>
-            </w:r>
-          </w:p>
-        </w:tc>
-        <w:tc>
-          <w:tcPr>
-            <w:tcW w:type="dxa" w:w="1080"/>
-          </w:tcPr>
-          <w:p>
-            <w:r>
-              <w:t>Export</w:t>
-            </w:r>
-          </w:p>
-        </w:tc>
-        <w:tc>
-          <w:tcPr>
-            <w:tcW w:type="dxa" w:w="1080"/>
-          </w:tcPr>
-          <w:p>
-            <w:r>
-              <w:t>Exportar todos los RATs de la empresa a CSV (UTF-8 BOM, sanitizado contra injection).</w:t>
-            </w:r>
-          </w:p>
-        </w:tc>
-      </w:tr>
-      <w:tr>
-        <w:tc>
-          <w:tcPr>
-            <w:tcW w:type="dxa" w:w="1080"/>
-          </w:tcPr>
-          <w:p>
-            <w:r>
-              <w:t>GET</w:t>
-            </w:r>
-          </w:p>
-        </w:tc>
-        <w:tc>
-          <w:tcPr>
-            <w:tcW w:type="dxa" w:w="1080"/>
-          </w:tcPr>
-          <w:p>
-            <w:r>
-              <w:t>/rats/export/pdf</w:t>
-            </w:r>
-          </w:p>
-        </w:tc>
-        <w:tc>
-          <w:tcPr>
-            <w:tcW w:type="dxa" w:w="1080"/>
-          </w:tcPr>
-          <w:p>
-            <w:r>
-              <w:t>JWT</w:t>
-            </w:r>
-          </w:p>
-        </w:tc>
-        <w:tc>
-          <w:tcPr>
-            <w:tcW w:type="dxa" w:w="1080"/>
-          </w:tcPr>
-          <w:p>
-            <w:r>
-              <w:t>admin_empresa, superadmin</w:t>
-            </w:r>
-          </w:p>
-        </w:tc>
-        <w:tc>
-          <w:tcPr>
-            <w:tcW w:type="dxa" w:w="1080"/>
-          </w:tcPr>
-          <w:p>
-            <w:r>
-              <w:t>company_id (query)</w:t>
-            </w:r>
-          </w:p>
-        </w:tc>
-        <w:tc>
-          <w:tcPr>
-            <w:tcW w:type="dxa" w:w="1080"/>
-          </w:tcPr>
-          <w:p>
-            <w:r>
-              <w:t>200 + PDF</w:t>
-            </w:r>
-          </w:p>
-        </w:tc>
-        <w:tc>
-          <w:tcPr>
-            <w:tcW w:type="dxa" w:w="1080"/>
-          </w:tcPr>
-          <w:p>
-            <w:r>
-              <w:t>Export</w:t>
-            </w:r>
-          </w:p>
-        </w:tc>
-        <w:tc>
-          <w:tcPr>
-            <w:tcW w:type="dxa" w:w="1080"/>
-          </w:tcPr>
-          <w:p>
-            <w:r>
-              <w:t>Exportar todos los RATs a PDF. Marca 'RAT BLOQUEADO' en rojo (Art. 8 ter).</w:t>
-            </w:r>
-          </w:p>
-        </w:tc>
-      </w:tr>
-      <w:tr>
-        <w:tc>
-          <w:tcPr>
-            <w:tcW w:type="dxa" w:w="1080"/>
-          </w:tcPr>
-          <w:p>
-            <w:r>
-              <w:t>GET</w:t>
-            </w:r>
-          </w:p>
-        </w:tc>
-        <w:tc>
-          <w:tcPr>
-            <w:tcW w:type="dxa" w:w="1080"/>
-          </w:tcPr>
-          <w:p>
-            <w:r>
-              <w:t>/rats/{rat_id}/export/pdf</w:t>
-            </w:r>
-          </w:p>
-        </w:tc>
-        <w:tc>
-          <w:tcPr>
-            <w:tcW w:type="dxa" w:w="1080"/>
-          </w:tcPr>
-          <w:p>
-            <w:r>
-              <w:t>JWT</w:t>
-            </w:r>
-          </w:p>
-        </w:tc>
-        <w:tc>
-          <w:tcPr>
-            <w:tcW w:type="dxa" w:w="1080"/>
-          </w:tcPr>
-          <w:p>
-            <w:r>
-              <w:t>admin_empresa, superadmin</w:t>
-            </w:r>
-          </w:p>
-        </w:tc>
-        <w:tc>
-          <w:tcPr>
-            <w:tcW w:type="dxa" w:w="1080"/>
-          </w:tcPr>
-          <w:p>
-            <w:r>
-              <w:t>rat_id (path)</w:t>
-            </w:r>
-          </w:p>
-        </w:tc>
-        <w:tc>
-          <w:tcPr>
-            <w:tcW w:type="dxa" w:w="1080"/>
-          </w:tcPr>
-          <w:p>
-            <w:r>
-              <w:t>200 + PDF</w:t>
-            </w:r>
-          </w:p>
-        </w:tc>
-        <w:tc>
-          <w:tcPr>
-            <w:tcW w:type="dxa" w:w="1080"/>
-          </w:tcPr>
-          <w:p>
-            <w:r>
-              <w:t>Export</w:t>
-            </w:r>
-          </w:p>
-        </w:tc>
-        <w:tc>
-          <w:tcPr>
-            <w:tcW w:type="dxa" w:w="1080"/>
-          </w:tcPr>
-          <w:p>
-            <w:r>
-              <w:t>Exportar un RAT individual a PDF.</w:t>
-            </w:r>
-          </w:p>
-        </w:tc>
-      </w:tr>
-      <w:tr>
-        <w:tc>
-          <w:tcPr>
-            <w:tcW w:type="dxa" w:w="1080"/>
-          </w:tcPr>
-          <w:p>
-            <w:r>
-              <w:t>GET</w:t>
-            </w:r>
-          </w:p>
-        </w:tc>
-        <w:tc>
-          <w:tcPr>
-            <w:tcW w:type="dxa" w:w="1080"/>
-          </w:tcPr>
-          <w:p>
-            <w:r>
-              <w:t>/rats/export/cni</w:t>
-            </w:r>
-          </w:p>
-        </w:tc>
-        <w:tc>
-          <w:tcPr>
-            <w:tcW w:type="dxa" w:w="1080"/>
-          </w:tcPr>
-          <w:p>
-            <w:r>
-              <w:t>JWT</w:t>
-            </w:r>
-          </w:p>
-        </w:tc>
-        <w:tc>
-          <w:tcPr>
-            <w:tcW w:type="dxa" w:w="1080"/>
-          </w:tcPr>
-          <w:p>
-            <w:r>
-              <w:t>admin_empresa, superadmin</w:t>
-            </w:r>
-          </w:p>
-        </w:tc>
-        <w:tc>
-          <w:tcPr>
-            <w:tcW w:type="dxa" w:w="1080"/>
-          </w:tcPr>
-          <w:p>
-            <w:r>
-              <w:t>company_id (query)</w:t>
-            </w:r>
-          </w:p>
-        </w:tc>
-        <w:tc>
-          <w:tcPr>
-            <w:tcW w:type="dxa" w:w="1080"/>
-          </w:tcPr>
-          <w:p>
-            <w:r>
-              <w:t>200 + text/plain</w:t>
-            </w:r>
-          </w:p>
-        </w:tc>
-        <w:tc>
-          <w:tcPr>
-            <w:tcW w:type="dxa" w:w="1080"/>
-          </w:tcPr>
-          <w:p>
-            <w:r>
-              <w:t>Export</w:t>
-            </w:r>
-          </w:p>
-        </w:tc>
-        <w:tc>
-          <w:tcPr>
-            <w:tcW w:type="dxa" w:w="1080"/>
-          </w:tcPr>
-          <w:p>
-            <w:r>
-              <w:t>Exportar RAT en formato APDC (Ley 21.719).</w:t>
+              <w:rPr>
+                <w:sz w:val="20"/>
+              </w:rPr>
+              <w:t>Ley N.° 21.719 de Protección de Datos Personales (Chile)</w:t>
             </w:r>
           </w:p>
         </w:tc>
@@ -2033,1491 +1048,25 @@
         <w:pStyle w:val="Heading1"/>
       </w:pPr>
       <w:r>
-        <w:t>Detalle de endpoints</w:t>
+        <w:t>Tabla de contenido</w:t>
       </w:r>
     </w:p>
     <w:p>
-      <w:pPr>
-        <w:pStyle w:val="Heading2"/>
-      </w:pPr>
       <w:r>
-        <w:t>GET /rats/reportes</w:t>
+        <w:fldChar w:fldCharType="begin"/>
+        <w:instrText xml:space="preserve">TOC \o "1-3" \h \z \u</w:instrText>
+        <w:fldChar w:fldCharType="separate"/>
+        <w:fldChar w:fldCharType="end"/>
       </w:r>
     </w:p>
     <w:p>
       <w:r>
         <w:rPr>
-          <w:b/>
+          <w:i/>
+          <w:color w:val="808080"/>
+          <w:sz w:val="18"/>
         </w:rPr>
-        <w:t xml:space="preserve">Auth: </w:t>
-      </w:r>
-      <w:r>
-        <w:t>JWT</w:t>
-      </w:r>
-      <w:r>
-        <w:rPr>
-          <w:b/>
-        </w:rPr>
-        <w:t xml:space="preserve">    RBAC: </w:t>
-      </w:r>
-      <w:r>
-        <w:t>cualquier rol con acceso</w:t>
-      </w:r>
-      <w:r>
-        <w:rPr>
-          <w:b/>
-        </w:rPr>
-        <w:t xml:space="preserve">    Tags: </w:t>
-      </w:r>
-      <w:r>
-        <w:t>Reportes</w:t>
-      </w:r>
-    </w:p>
-    <w:p>
-      <w:r>
-        <w:rPr>
-          <w:b/>
-        </w:rPr>
-        <w:t xml:space="preserve">Parametros: </w:t>
-      </w:r>
-    </w:p>
-    <w:p>
-      <w:pPr>
-        <w:pStyle w:val="IntenseQuote"/>
-      </w:pPr>
-      <w:r>
-        <w:t>skip, limit, sort_by, sort_order, search, estado, base_legal, categoria_titulares, datos_sensibles, evaluacion_impacto, transferencia_internacional, created_by, categoria_datos, datos_nna, transferencia_nacional, nivel_confidencialidad, decisiones_automatizadas, company_id</w:t>
-      </w:r>
-    </w:p>
-    <w:p>
-      <w:r>
-        <w:rPr>
-          <w:b/>
-        </w:rPr>
-        <w:t xml:space="preserve">Response: </w:t>
-      </w:r>
-      <w:r>
-        <w:t>200 + ReportesResponse</w:t>
-      </w:r>
-    </w:p>
-    <w:p>
-      <w:r>
-        <w:rPr>
-          <w:b/>
-        </w:rPr>
-        <w:t xml:space="preserve">Descripcion: </w:t>
-      </w:r>
-      <w:r>
-        <w:t>Reporte filtrado con 18+ filtros, paginacion y ordenamiento (QW-ITER14-01)</w:t>
-      </w:r>
-    </w:p>
-    <w:p>
-      <w:pPr>
-        <w:pStyle w:val="Heading2"/>
-      </w:pPr>
-      <w:r>
-        <w:t>GET /rats/</w:t>
-      </w:r>
-    </w:p>
-    <w:p>
-      <w:r>
-        <w:rPr>
-          <w:b/>
-        </w:rPr>
-        <w:t xml:space="preserve">Auth: </w:t>
-      </w:r>
-      <w:r>
-        <w:t>JWT</w:t>
-      </w:r>
-      <w:r>
-        <w:rPr>
-          <w:b/>
-        </w:rPr>
-        <w:t xml:space="preserve">    RBAC: </w:t>
-      </w:r>
-      <w:r>
-        <w:t>cualquier rol con acceso</w:t>
-      </w:r>
-      <w:r>
-        <w:rPr>
-          <w:b/>
-        </w:rPr>
-        <w:t xml:space="preserve">    Tags: </w:t>
-      </w:r>
-      <w:r>
-        <w:t>RAT CRUD</w:t>
-      </w:r>
-    </w:p>
-    <w:p>
-      <w:r>
-        <w:rPr>
-          <w:b/>
-        </w:rPr>
-        <w:t xml:space="preserve">Parametros: </w:t>
-      </w:r>
-    </w:p>
-    <w:p>
-      <w:pPr>
-        <w:pStyle w:val="IntenseQuote"/>
-      </w:pPr>
-      <w:r>
-        <w:t>company_id, skip, limit</w:t>
-      </w:r>
-    </w:p>
-    <w:p>
-      <w:r>
-        <w:rPr>
-          <w:b/>
-        </w:rPr>
-        <w:t xml:space="preserve">Response: </w:t>
-      </w:r>
-      <w:r>
-        <w:t>200 + list[RATOut]</w:t>
-      </w:r>
-    </w:p>
-    <w:p>
-      <w:r>
-        <w:rPr>
-          <w:b/>
-        </w:rPr>
-        <w:t xml:space="preserve">Descripcion: </w:t>
-      </w:r>
-      <w:r>
-        <w:t>Listar RATs. Multi-tenant. Feature gate N-02.</w:t>
-      </w:r>
-    </w:p>
-    <w:p>
-      <w:pPr>
-        <w:pStyle w:val="Heading2"/>
-      </w:pPr>
-      <w:r>
-        <w:t>GET /rats/dashboard/{company_id}</w:t>
-      </w:r>
-    </w:p>
-    <w:p>
-      <w:r>
-        <w:rPr>
-          <w:b/>
-        </w:rPr>
-        <w:t xml:space="preserve">Auth: </w:t>
-      </w:r>
-      <w:r>
-        <w:t>JWT</w:t>
-      </w:r>
-      <w:r>
-        <w:rPr>
-          <w:b/>
-        </w:rPr>
-        <w:t xml:space="preserve">    RBAC: </w:t>
-      </w:r>
-      <w:r>
-        <w:t>admin_empresa, superadmin</w:t>
-      </w:r>
-      <w:r>
-        <w:rPr>
-          <w:b/>
-        </w:rPr>
-        <w:t xml:space="preserve">    Tags: </w:t>
-      </w:r>
-      <w:r>
-        <w:t>RAT Dashboard</w:t>
-      </w:r>
-    </w:p>
-    <w:p>
-      <w:r>
-        <w:rPr>
-          <w:b/>
-        </w:rPr>
-        <w:t xml:space="preserve">Parametros: </w:t>
-      </w:r>
-    </w:p>
-    <w:p>
-      <w:pPr>
-        <w:pStyle w:val="IntenseQuote"/>
-      </w:pPr>
-      <w:r>
-        <w:t>company_id (path)</w:t>
-      </w:r>
-    </w:p>
-    <w:p>
-      <w:r>
-        <w:rPr>
-          <w:b/>
-        </w:rPr>
-        <w:t xml:space="preserve">Response: </w:t>
-      </w:r>
-      <w:r>
-        <w:t>200 + DashboardStats</w:t>
-      </w:r>
-    </w:p>
-    <w:p>
-      <w:r>
-        <w:rPr>
-          <w:b/>
-        </w:rPr>
-        <w:t xml:space="preserve">Descripcion: </w:t>
-      </w:r>
-      <w:r>
-        <w:t>KPIs: total, por estado, sensibles, EIPD, transferencias, IL sin test, encargados sin contrato, sin doc.</w:t>
-      </w:r>
-    </w:p>
-    <w:p>
-      <w:pPr>
-        <w:pStyle w:val="Heading2"/>
-      </w:pPr>
-      <w:r>
-        <w:t>GET /rats/sugerencias/tipos</w:t>
-      </w:r>
-    </w:p>
-    <w:p>
-      <w:r>
-        <w:rPr>
-          <w:b/>
-        </w:rPr>
-        <w:t xml:space="preserve">Auth: </w:t>
-      </w:r>
-      <w:r>
-        <w:t>JWT</w:t>
-      </w:r>
-      <w:r>
-        <w:rPr>
-          <w:b/>
-        </w:rPr>
-        <w:t xml:space="preserve">    RBAC: </w:t>
-      </w:r>
-      <w:r>
-        <w:t>cualquier rol</w:t>
-      </w:r>
-      <w:r>
-        <w:rPr>
-          <w:b/>
-        </w:rPr>
-        <w:t xml:space="preserve">    Tags: </w:t>
-      </w:r>
-      <w:r>
-        <w:t>Sugerencias</w:t>
-      </w:r>
-    </w:p>
-    <w:p>
-      <w:r>
-        <w:rPr>
-          <w:b/>
-        </w:rPr>
-        <w:t xml:space="preserve">Response: </w:t>
-      </w:r>
-      <w:r>
-        <w:t>200 + {tipos: list}</w:t>
-      </w:r>
-    </w:p>
-    <w:p>
-      <w:r>
-        <w:rPr>
-          <w:b/>
-        </w:rPr>
-        <w:t xml:space="preserve">Descripcion: </w:t>
-      </w:r>
-      <w:r>
-        <w:t>Lista de tipos de proceso disponibles para sugerencias automaticas.</w:t>
-      </w:r>
-    </w:p>
-    <w:p>
-      <w:pPr>
-        <w:pStyle w:val="Heading2"/>
-      </w:pPr>
-      <w:r>
-        <w:t>POST /rats/sugerencias</w:t>
-      </w:r>
-    </w:p>
-    <w:p>
-      <w:r>
-        <w:rPr>
-          <w:b/>
-        </w:rPr>
-        <w:t xml:space="preserve">Auth: </w:t>
-      </w:r>
-      <w:r>
-        <w:t>JWT</w:t>
-      </w:r>
-      <w:r>
-        <w:rPr>
-          <w:b/>
-        </w:rPr>
-        <w:t xml:space="preserve">    RBAC: </w:t>
-      </w:r>
-      <w:r>
-        <w:t>cualquier rol</w:t>
-      </w:r>
-      <w:r>
-        <w:rPr>
-          <w:b/>
-        </w:rPr>
-        <w:t xml:space="preserve">    Tags: </w:t>
-      </w:r>
-      <w:r>
-        <w:t>Sugerencias</w:t>
-      </w:r>
-    </w:p>
-    <w:p>
-      <w:r>
-        <w:rPr>
-          <w:b/>
-        </w:rPr>
-        <w:t xml:space="preserve">Parametros: </w:t>
-      </w:r>
-    </w:p>
-    <w:p>
-      <w:pPr>
-        <w:pStyle w:val="IntenseQuote"/>
-      </w:pPr>
-      <w:r>
-        <w:t>tipo_proceso</w:t>
-      </w:r>
-    </w:p>
-    <w:p>
-      <w:r>
-        <w:rPr>
-          <w:b/>
-        </w:rPr>
-        <w:t xml:space="preserve">Response: </w:t>
-      </w:r>
-      <w:r>
-        <w:t>200 + RATSugerenciaOut</w:t>
-      </w:r>
-    </w:p>
-    <w:p>
-      <w:r>
-        <w:rPr>
-          <w:b/>
-        </w:rPr>
-        <w:t xml:space="preserve">Descripcion: </w:t>
-      </w:r>
-      <w:r>
-        <w:t>Dado un tipo de proceso, retorna sugerencias precompletadas para el RAT.</w:t>
-      </w:r>
-    </w:p>
-    <w:p>
-      <w:pPr>
-        <w:pStyle w:val="Heading2"/>
-      </w:pPr>
-      <w:r>
-        <w:t>GET /rats/{rat_id}</w:t>
-      </w:r>
-    </w:p>
-    <w:p>
-      <w:r>
-        <w:rPr>
-          <w:b/>
-        </w:rPr>
-        <w:t xml:space="preserve">Auth: </w:t>
-      </w:r>
-      <w:r>
-        <w:t>JWT</w:t>
-      </w:r>
-      <w:r>
-        <w:rPr>
-          <w:b/>
-        </w:rPr>
-        <w:t xml:space="preserve">    RBAC: </w:t>
-      </w:r>
-      <w:r>
-        <w:t>admin_empresa, usuario</w:t>
-      </w:r>
-      <w:r>
-        <w:rPr>
-          <w:b/>
-        </w:rPr>
-        <w:t xml:space="preserve">    Tags: </w:t>
-      </w:r>
-      <w:r>
-        <w:t>RAT CRUD</w:t>
-      </w:r>
-    </w:p>
-    <w:p>
-      <w:r>
-        <w:rPr>
-          <w:b/>
-        </w:rPr>
-        <w:t xml:space="preserve">Parametros: </w:t>
-      </w:r>
-    </w:p>
-    <w:p>
-      <w:pPr>
-        <w:pStyle w:val="IntenseQuote"/>
-      </w:pPr>
-      <w:r>
-        <w:t>rat_id (path)</w:t>
-      </w:r>
-    </w:p>
-    <w:p>
-      <w:r>
-        <w:rPr>
-          <w:b/>
-        </w:rPr>
-        <w:t xml:space="preserve">Response: </w:t>
-      </w:r>
-      <w:r>
-        <w:t>200 + RATOut</w:t>
-      </w:r>
-    </w:p>
-    <w:p>
-      <w:r>
-        <w:rPr>
-          <w:b/>
-        </w:rPr>
-        <w:t xml:space="preserve">Descripcion: </w:t>
-      </w:r>
-      <w:r>
-        <w:t>Obtener RAT por ID. IDOR prevention: get_rat_for_user retorna 404 si no pertenece.</w:t>
-      </w:r>
-    </w:p>
-    <w:p>
-      <w:pPr>
-        <w:pStyle w:val="Heading2"/>
-      </w:pPr>
-      <w:r>
-        <w:t>POST /rats/</w:t>
-      </w:r>
-    </w:p>
-    <w:p>
-      <w:r>
-        <w:rPr>
-          <w:b/>
-        </w:rPr>
-        <w:t xml:space="preserve">Auth: </w:t>
-      </w:r>
-      <w:r>
-        <w:t>JWT</w:t>
-      </w:r>
-      <w:r>
-        <w:rPr>
-          <w:b/>
-        </w:rPr>
-        <w:t xml:space="preserve">    RBAC: </w:t>
-      </w:r>
-      <w:r>
-        <w:t>editor, admin_empresa</w:t>
-      </w:r>
-      <w:r>
-        <w:rPr>
-          <w:b/>
-        </w:rPr>
-        <w:t xml:space="preserve">    Tags: </w:t>
-      </w:r>
-      <w:r>
-        <w:t>RAT CRUD</w:t>
-      </w:r>
-    </w:p>
-    <w:p>
-      <w:r>
-        <w:rPr>
-          <w:b/>
-        </w:rPr>
-        <w:t xml:space="preserve">Parametros: </w:t>
-      </w:r>
-    </w:p>
-    <w:p>
-      <w:pPr>
-        <w:pStyle w:val="IntenseQuote"/>
-      </w:pPr>
-      <w:r>
-        <w:t>RATCreate (40 campos)</w:t>
-      </w:r>
-    </w:p>
-    <w:p>
-      <w:r>
-        <w:rPr>
-          <w:b/>
-        </w:rPr>
-        <w:t xml:space="preserve">Response: </w:t>
-      </w:r>
-      <w:r>
-        <w:t>201 + RATOut</w:t>
-      </w:r>
-    </w:p>
-    <w:p>
-      <w:r>
-        <w:rPr>
-          <w:b/>
-        </w:rPr>
-        <w:t xml:space="preserve">Descripcion: </w:t>
-      </w:r>
-      <w:r>
-        <w:t>Crear RAT. Valida EIPD obligatoria, consentimientos, contratos.</w:t>
-      </w:r>
-    </w:p>
-    <w:p>
-      <w:pPr>
-        <w:pStyle w:val="Heading2"/>
-      </w:pPr>
-      <w:r>
-        <w:t>POST /rats/{rat_id}/consentimientos</w:t>
-      </w:r>
-    </w:p>
-    <w:p>
-      <w:r>
-        <w:rPr>
-          <w:b/>
-        </w:rPr>
-        <w:t xml:space="preserve">Auth: </w:t>
-      </w:r>
-      <w:r>
-        <w:t>JWT</w:t>
-      </w:r>
-      <w:r>
-        <w:rPr>
-          <w:b/>
-        </w:rPr>
-        <w:t xml:space="preserve">    RBAC: </w:t>
-      </w:r>
-      <w:r>
-        <w:t>editor, admin_empresa</w:t>
-      </w:r>
-      <w:r>
-        <w:rPr>
-          <w:b/>
-        </w:rPr>
-        <w:t xml:space="preserve">    Tags: </w:t>
-      </w:r>
-      <w:r>
-        <w:t>Consentimiento</w:t>
-      </w:r>
-    </w:p>
-    <w:p>
-      <w:r>
-        <w:rPr>
-          <w:b/>
-        </w:rPr>
-        <w:t xml:space="preserve">Parametros: </w:t>
-      </w:r>
-    </w:p>
-    <w:p>
-      <w:pPr>
-        <w:pStyle w:val="IntenseQuote"/>
-      </w:pPr>
-      <w:r>
-        <w:t>rat_id (path), ConsentimientoCreate</w:t>
-      </w:r>
-    </w:p>
-    <w:p>
-      <w:r>
-        <w:rPr>
-          <w:b/>
-        </w:rPr>
-        <w:t xml:space="preserve">Response: </w:t>
-      </w:r>
-      <w:r>
-        <w:t>201 + ConsentimientoOut</w:t>
-      </w:r>
-    </w:p>
-    <w:p>
-      <w:r>
-        <w:rPr>
-          <w:b/>
-        </w:rPr>
-        <w:t xml:space="preserve">Descripcion: </w:t>
-      </w:r>
-      <w:r>
-        <w:t>Registrar consentimiento expreso (Art. 12). Cifrado PII con Fernet + SHA-256.</w:t>
-      </w:r>
-    </w:p>
-    <w:p>
-      <w:pPr>
-        <w:pStyle w:val="Heading2"/>
-      </w:pPr>
-      <w:r>
-        <w:t>PUT /rats/{rat_id}</w:t>
-      </w:r>
-    </w:p>
-    <w:p>
-      <w:r>
-        <w:rPr>
-          <w:b/>
-        </w:rPr>
-        <w:t xml:space="preserve">Auth: </w:t>
-      </w:r>
-      <w:r>
-        <w:t>JWT</w:t>
-      </w:r>
-      <w:r>
-        <w:rPr>
-          <w:b/>
-        </w:rPr>
-        <w:t xml:space="preserve">    RBAC: </w:t>
-      </w:r>
-      <w:r>
-        <w:t>editor, admin_empresa</w:t>
-      </w:r>
-      <w:r>
-        <w:rPr>
-          <w:b/>
-        </w:rPr>
-        <w:t xml:space="preserve">    Tags: </w:t>
-      </w:r>
-      <w:r>
-        <w:t>RAT CRUD</w:t>
-      </w:r>
-    </w:p>
-    <w:p>
-      <w:r>
-        <w:rPr>
-          <w:b/>
-        </w:rPr>
-        <w:t xml:space="preserve">Parametros: </w:t>
-      </w:r>
-    </w:p>
-    <w:p>
-      <w:pPr>
-        <w:pStyle w:val="IntenseQuote"/>
-      </w:pPr>
-      <w:r>
-        <w:t>rat_id (path), RATUpdate</w:t>
-      </w:r>
-    </w:p>
-    <w:p>
-      <w:r>
-        <w:rPr>
-          <w:b/>
-        </w:rPr>
-        <w:t xml:space="preserve">Response: </w:t>
-      </w:r>
-      <w:r>
-        <w:t>200 + RATOut</w:t>
-      </w:r>
-    </w:p>
-    <w:p>
-      <w:r>
-        <w:rPr>
-          <w:b/>
-        </w:rPr>
-        <w:t xml:space="preserve">Descripcion: </w:t>
-      </w:r>
-      <w:r>
-        <w:t>Actualizar RAT. Validadores condicionales (transferencia_int, decisiones_auto, datos_sensibles).</w:t>
-      </w:r>
-    </w:p>
-    <w:p>
-      <w:pPr>
-        <w:pStyle w:val="Heading2"/>
-      </w:pPr>
-      <w:r>
-        <w:t>DELETE /rats/{rat_id}</w:t>
-      </w:r>
-    </w:p>
-    <w:p>
-      <w:r>
-        <w:rPr>
-          <w:b/>
-        </w:rPr>
-        <w:t xml:space="preserve">Auth: </w:t>
-      </w:r>
-      <w:r>
-        <w:t>JWT</w:t>
-      </w:r>
-      <w:r>
-        <w:rPr>
-          <w:b/>
-        </w:rPr>
-        <w:t xml:space="preserve">    RBAC: </w:t>
-      </w:r>
-      <w:r>
-        <w:t>editor, admin_empresa</w:t>
-      </w:r>
-      <w:r>
-        <w:rPr>
-          <w:b/>
-        </w:rPr>
-        <w:t xml:space="preserve">    Tags: </w:t>
-      </w:r>
-      <w:r>
-        <w:t>RAT CRUD</w:t>
-      </w:r>
-    </w:p>
-    <w:p>
-      <w:r>
-        <w:rPr>
-          <w:b/>
-        </w:rPr>
-        <w:t xml:space="preserve">Parametros: </w:t>
-      </w:r>
-    </w:p>
-    <w:p>
-      <w:pPr>
-        <w:pStyle w:val="IntenseQuote"/>
-      </w:pPr>
-      <w:r>
-        <w:t>rat_id (path)</w:t>
-      </w:r>
-    </w:p>
-    <w:p>
-      <w:r>
-        <w:rPr>
-          <w:b/>
-        </w:rPr>
-        <w:t xml:space="preserve">Response: </w:t>
-      </w:r>
-      <w:r>
-        <w:t>200 + {message}</w:t>
-      </w:r>
-    </w:p>
-    <w:p>
-      <w:r>
-        <w:rPr>
-          <w:b/>
-        </w:rPr>
-        <w:t xml:space="preserve">Descripcion: </w:t>
-      </w:r>
-      <w:r>
-        <w:t>Eliminar RAT. Mueve archivo a archive bucket antes de borrar.</w:t>
-      </w:r>
-    </w:p>
-    <w:p>
-      <w:pPr>
-        <w:pStyle w:val="Heading2"/>
-      </w:pPr>
-      <w:r>
-        <w:t>POST /rats/{rat_id}/revision</w:t>
-      </w:r>
-    </w:p>
-    <w:p>
-      <w:r>
-        <w:rPr>
-          <w:b/>
-        </w:rPr>
-        <w:t xml:space="preserve">Auth: </w:t>
-      </w:r>
-      <w:r>
-        <w:t>JWT</w:t>
-      </w:r>
-      <w:r>
-        <w:rPr>
-          <w:b/>
-        </w:rPr>
-        <w:t xml:space="preserve">    RBAC: </w:t>
-      </w:r>
-      <w:r>
-        <w:t>editor, admin_empresa</w:t>
-      </w:r>
-      <w:r>
-        <w:rPr>
-          <w:b/>
-        </w:rPr>
-        <w:t xml:space="preserve">    Tags: </w:t>
-      </w:r>
-      <w:r>
-        <w:t>RAT Lifecycle</w:t>
-      </w:r>
-    </w:p>
-    <w:p>
-      <w:r>
-        <w:rPr>
-          <w:b/>
-        </w:rPr>
-        <w:t xml:space="preserve">Parametros: </w:t>
-      </w:r>
-    </w:p>
-    <w:p>
-      <w:pPr>
-        <w:pStyle w:val="IntenseQuote"/>
-      </w:pPr>
-      <w:r>
-        <w:t>rat_id (path)</w:t>
-      </w:r>
-    </w:p>
-    <w:p>
-      <w:r>
-        <w:rPr>
-          <w:b/>
-        </w:rPr>
-        <w:t xml:space="preserve">Response: </w:t>
-      </w:r>
-      <w:r>
-        <w:t>200 + AuditLogOut</w:t>
-      </w:r>
-    </w:p>
-    <w:p>
-      <w:r>
-        <w:rPr>
-          <w:b/>
-        </w:rPr>
-        <w:t xml:space="preserve">Descripcion: </w:t>
-      </w:r>
-      <w:r>
-        <w:t>Marcar el proceso como revisado periodicamente.</w:t>
-      </w:r>
-    </w:p>
-    <w:p>
-      <w:pPr>
-        <w:pStyle w:val="Heading2"/>
-      </w:pPr>
-      <w:r>
-        <w:t>POST /rats/{rat_id}/aprobar</w:t>
-      </w:r>
-    </w:p>
-    <w:p>
-      <w:r>
-        <w:rPr>
-          <w:b/>
-        </w:rPr>
-        <w:t xml:space="preserve">Auth: </w:t>
-      </w:r>
-      <w:r>
-        <w:t>JWT</w:t>
-      </w:r>
-      <w:r>
-        <w:rPr>
-          <w:b/>
-        </w:rPr>
-        <w:t xml:space="preserve">    RBAC: </w:t>
-      </w:r>
-      <w:r>
-        <w:t>admin_empresa, superadmin</w:t>
-      </w:r>
-      <w:r>
-        <w:rPr>
-          <w:b/>
-        </w:rPr>
-        <w:t xml:space="preserve">    Tags: </w:t>
-      </w:r>
-      <w:r>
-        <w:t>RAT Lifecycle</w:t>
-      </w:r>
-    </w:p>
-    <w:p>
-      <w:r>
-        <w:rPr>
-          <w:b/>
-        </w:rPr>
-        <w:t xml:space="preserve">Parametros: </w:t>
-      </w:r>
-    </w:p>
-    <w:p>
-      <w:pPr>
-        <w:pStyle w:val="IntenseQuote"/>
-      </w:pPr>
-      <w:r>
-        <w:t>rat_id (path)</w:t>
-      </w:r>
-    </w:p>
-    <w:p>
-      <w:r>
-        <w:rPr>
-          <w:b/>
-        </w:rPr>
-        <w:t xml:space="preserve">Response: </w:t>
-      </w:r>
-      <w:r>
-        <w:t>200 + RATOut</w:t>
-      </w:r>
-    </w:p>
-    <w:p>
-      <w:r>
-        <w:rPr>
-          <w:b/>
-        </w:rPr>
-        <w:t xml:space="preserve">Descripcion: </w:t>
-      </w:r>
-      <w:r>
-        <w:t>Aprobar un RAT. Requiere 100% completitud.</w:t>
-      </w:r>
-    </w:p>
-    <w:p>
-      <w:pPr>
-        <w:pStyle w:val="Heading2"/>
-      </w:pPr>
-      <w:r>
-        <w:t>GET /rats/{rat_id}/archivo</w:t>
-      </w:r>
-    </w:p>
-    <w:p>
-      <w:r>
-        <w:rPr>
-          <w:b/>
-        </w:rPr>
-        <w:t xml:space="preserve">Auth: </w:t>
-      </w:r>
-      <w:r>
-        <w:t>JWT</w:t>
-      </w:r>
-      <w:r>
-        <w:rPr>
-          <w:b/>
-        </w:rPr>
-        <w:t xml:space="preserve">    RBAC: </w:t>
-      </w:r>
-      <w:r>
-        <w:t>editor, admin_empresa</w:t>
-      </w:r>
-      <w:r>
-        <w:rPr>
-          <w:b/>
-        </w:rPr>
-        <w:t xml:space="preserve">    Tags: </w:t>
-      </w:r>
-      <w:r>
-        <w:t>RAT File</w:t>
-      </w:r>
-    </w:p>
-    <w:p>
-      <w:r>
-        <w:rPr>
-          <w:b/>
-        </w:rPr>
-        <w:t xml:space="preserve">Parametros: </w:t>
-      </w:r>
-    </w:p>
-    <w:p>
-      <w:pPr>
-        <w:pStyle w:val="IntenseQuote"/>
-      </w:pPr>
-      <w:r>
-        <w:t>rat_id (path)</w:t>
-      </w:r>
-    </w:p>
-    <w:p>
-      <w:r>
-        <w:rPr>
-          <w:b/>
-        </w:rPr>
-        <w:t xml:space="preserve">Response: </w:t>
-      </w:r>
-      <w:r>
-        <w:t>200 + bytes | presigned</w:t>
-      </w:r>
-    </w:p>
-    <w:p>
-      <w:r>
-        <w:rPr>
-          <w:b/>
-        </w:rPr>
-        <w:t xml:space="preserve">Descripcion: </w:t>
-      </w:r>
-      <w:r>
-        <w:t>Descargar documento de base legal. Cadena: OCI → BYTEA descifrado Fernet.</w:t>
-      </w:r>
-    </w:p>
-    <w:p>
-      <w:pPr>
-        <w:pStyle w:val="Heading2"/>
-      </w:pPr>
-      <w:r>
-        <w:t>GET /rats/{rat_id}/auditoria</w:t>
-      </w:r>
-    </w:p>
-    <w:p>
-      <w:r>
-        <w:rPr>
-          <w:b/>
-        </w:rPr>
-        <w:t xml:space="preserve">Auth: </w:t>
-      </w:r>
-      <w:r>
-        <w:t>JWT</w:t>
-      </w:r>
-      <w:r>
-        <w:rPr>
-          <w:b/>
-        </w:rPr>
-        <w:t xml:space="preserve">    RBAC: </w:t>
-      </w:r>
-      <w:r>
-        <w:t>cualquier rol con acceso</w:t>
-      </w:r>
-      <w:r>
-        <w:rPr>
-          <w:b/>
-        </w:rPr>
-        <w:t xml:space="preserve">    Tags: </w:t>
-      </w:r>
-      <w:r>
-        <w:t>Auditoria</w:t>
-      </w:r>
-    </w:p>
-    <w:p>
-      <w:r>
-        <w:rPr>
-          <w:b/>
-        </w:rPr>
-        <w:t xml:space="preserve">Parametros: </w:t>
-      </w:r>
-    </w:p>
-    <w:p>
-      <w:pPr>
-        <w:pStyle w:val="IntenseQuote"/>
-      </w:pPr>
-      <w:r>
-        <w:t>rat_id (path)</w:t>
-      </w:r>
-    </w:p>
-    <w:p>
-      <w:r>
-        <w:rPr>
-          <w:b/>
-        </w:rPr>
-        <w:t xml:space="preserve">Response: </w:t>
-      </w:r>
-      <w:r>
-        <w:t>200 + list[AuditLogOut]</w:t>
-      </w:r>
-    </w:p>
-    <w:p>
-      <w:r>
-        <w:rPr>
-          <w:b/>
-        </w:rPr>
-        <w:t xml:space="preserve">Descripcion: </w:t>
-      </w:r>
-      <w:r>
-        <w:t>Historial de auditoria del RAT. IDOR prevention: get_rat_for_user.</w:t>
-      </w:r>
-    </w:p>
-    <w:p>
-      <w:pPr>
-        <w:pStyle w:val="Heading2"/>
-      </w:pPr>
-      <w:r>
-        <w:t>GET /rats/auditoria/{company_id}</w:t>
-      </w:r>
-    </w:p>
-    <w:p>
-      <w:r>
-        <w:rPr>
-          <w:b/>
-        </w:rPr>
-        <w:t xml:space="preserve">Auth: </w:t>
-      </w:r>
-      <w:r>
-        <w:t>JWT</w:t>
-      </w:r>
-      <w:r>
-        <w:rPr>
-          <w:b/>
-        </w:rPr>
-        <w:t xml:space="preserve">    RBAC: </w:t>
-      </w:r>
-      <w:r>
-        <w:t>admin_empresa, superadmin</w:t>
-      </w:r>
-      <w:r>
-        <w:rPr>
-          <w:b/>
-        </w:rPr>
-        <w:t xml:space="preserve">    Tags: </w:t>
-      </w:r>
-      <w:r>
-        <w:t>Auditoria</w:t>
-      </w:r>
-    </w:p>
-    <w:p>
-      <w:r>
-        <w:rPr>
-          <w:b/>
-        </w:rPr>
-        <w:t xml:space="preserve">Parametros: </w:t>
-      </w:r>
-    </w:p>
-    <w:p>
-      <w:pPr>
-        <w:pStyle w:val="IntenseQuote"/>
-      </w:pPr>
-      <w:r>
-        <w:t>company_id (path), skip, limit</w:t>
-      </w:r>
-    </w:p>
-    <w:p>
-      <w:r>
-        <w:rPr>
-          <w:b/>
-        </w:rPr>
-        <w:t xml:space="preserve">Response: </w:t>
-      </w:r>
-      <w:r>
-        <w:t>200 + list[AuditLog]</w:t>
-      </w:r>
-    </w:p>
-    <w:p>
-      <w:r>
-        <w:rPr>
-          <w:b/>
-        </w:rPr>
-        <w:t xml:space="preserve">Descripcion: </w:t>
-      </w:r>
-      <w:r>
-        <w:t>Auditoria global de la empresa. Filtra por rat_ids de la empresa.</w:t>
-      </w:r>
-    </w:p>
-    <w:p>
-      <w:pPr>
-        <w:pStyle w:val="Heading2"/>
-      </w:pPr>
-      <w:r>
-        <w:t>GET /rats/auditoria/verify-chain</w:t>
-      </w:r>
-    </w:p>
-    <w:p>
-      <w:r>
-        <w:rPr>
-          <w:b/>
-        </w:rPr>
-        <w:t xml:space="preserve">Auth: </w:t>
-      </w:r>
-      <w:r>
-        <w:t>JWT</w:t>
-      </w:r>
-      <w:r>
-        <w:rPr>
-          <w:b/>
-        </w:rPr>
-        <w:t xml:space="preserve">    RBAC: </w:t>
-      </w:r>
-      <w:r>
-        <w:t>solo SUPERADMIN</w:t>
-      </w:r>
-      <w:r>
-        <w:rPr>
-          <w:b/>
-        </w:rPr>
-        <w:t xml:space="preserve">    Tags: </w:t>
-      </w:r>
-      <w:r>
-        <w:t>Auditoria</w:t>
-      </w:r>
-    </w:p>
-    <w:p>
-      <w:r>
-        <w:rPr>
-          <w:b/>
-        </w:rPr>
-        <w:t xml:space="preserve">Parametros: </w:t>
-      </w:r>
-    </w:p>
-    <w:p>
-      <w:pPr>
-        <w:pStyle w:val="IntenseQuote"/>
-      </w:pPr>
-      <w:r>
-        <w:t>limit</w:t>
-      </w:r>
-    </w:p>
-    <w:p>
-      <w:r>
-        <w:rPr>
-          <w:b/>
-        </w:rPr>
-        <w:t xml:space="preserve">Response: </w:t>
-      </w:r>
-      <w:r>
-        <w:t>200 + {valido, error_id}</w:t>
-      </w:r>
-    </w:p>
-    <w:p>
-      <w:r>
-        <w:rPr>
-          <w:b/>
-        </w:rPr>
-        <w:t xml:space="preserve">Descripcion: </w:t>
-      </w:r>
-      <w:r>
-        <w:t>Verificar integridad de la cadena de hashes SHA-256 (H2.2 — restringido a SUPERADMIN).</w:t>
-      </w:r>
-    </w:p>
-    <w:p>
-      <w:pPr>
-        <w:pStyle w:val="Heading2"/>
-      </w:pPr>
-      <w:r>
-        <w:t>GET /rats/export/csv</w:t>
-      </w:r>
-    </w:p>
-    <w:p>
-      <w:r>
-        <w:rPr>
-          <w:b/>
-        </w:rPr>
-        <w:t xml:space="preserve">Auth: </w:t>
-      </w:r>
-      <w:r>
-        <w:t>JWT</w:t>
-      </w:r>
-      <w:r>
-        <w:rPr>
-          <w:b/>
-        </w:rPr>
-        <w:t xml:space="preserve">    RBAC: </w:t>
-      </w:r>
-      <w:r>
-        <w:t>admin_empresa, superadmin</w:t>
-      </w:r>
-      <w:r>
-        <w:rPr>
-          <w:b/>
-        </w:rPr>
-        <w:t xml:space="preserve">    Tags: </w:t>
-      </w:r>
-      <w:r>
-        <w:t>Export</w:t>
-      </w:r>
-    </w:p>
-    <w:p>
-      <w:r>
-        <w:rPr>
-          <w:b/>
-        </w:rPr>
-        <w:t xml:space="preserve">Parametros: </w:t>
-      </w:r>
-    </w:p>
-    <w:p>
-      <w:pPr>
-        <w:pStyle w:val="IntenseQuote"/>
-      </w:pPr>
-      <w:r>
-        <w:t>company_id (query)</w:t>
-      </w:r>
-    </w:p>
-    <w:p>
-      <w:r>
-        <w:rPr>
-          <w:b/>
-        </w:rPr>
-        <w:t xml:space="preserve">Response: </w:t>
-      </w:r>
-      <w:r>
-        <w:t>200 + CSV text/csv</w:t>
-      </w:r>
-    </w:p>
-    <w:p>
-      <w:r>
-        <w:rPr>
-          <w:b/>
-        </w:rPr>
-        <w:t xml:space="preserve">Descripcion: </w:t>
-      </w:r>
-      <w:r>
-        <w:t>Exportar todos los RATs de la empresa a CSV (UTF-8 BOM, sanitizado contra injection).</w:t>
-      </w:r>
-    </w:p>
-    <w:p>
-      <w:pPr>
-        <w:pStyle w:val="Heading2"/>
-      </w:pPr>
-      <w:r>
-        <w:t>GET /rats/export/pdf</w:t>
-      </w:r>
-    </w:p>
-    <w:p>
-      <w:r>
-        <w:rPr>
-          <w:b/>
-        </w:rPr>
-        <w:t xml:space="preserve">Auth: </w:t>
-      </w:r>
-      <w:r>
-        <w:t>JWT</w:t>
-      </w:r>
-      <w:r>
-        <w:rPr>
-          <w:b/>
-        </w:rPr>
-        <w:t xml:space="preserve">    RBAC: </w:t>
-      </w:r>
-      <w:r>
-        <w:t>admin_empresa, superadmin</w:t>
-      </w:r>
-      <w:r>
-        <w:rPr>
-          <w:b/>
-        </w:rPr>
-        <w:t xml:space="preserve">    Tags: </w:t>
-      </w:r>
-      <w:r>
-        <w:t>Export</w:t>
-      </w:r>
-    </w:p>
-    <w:p>
-      <w:r>
-        <w:rPr>
-          <w:b/>
-        </w:rPr>
-        <w:t xml:space="preserve">Parametros: </w:t>
-      </w:r>
-    </w:p>
-    <w:p>
-      <w:pPr>
-        <w:pStyle w:val="IntenseQuote"/>
-      </w:pPr>
-      <w:r>
-        <w:t>company_id (query)</w:t>
-      </w:r>
-    </w:p>
-    <w:p>
-      <w:r>
-        <w:rPr>
-          <w:b/>
-        </w:rPr>
-        <w:t xml:space="preserve">Response: </w:t>
-      </w:r>
-      <w:r>
-        <w:t>200 + PDF</w:t>
-      </w:r>
-    </w:p>
-    <w:p>
-      <w:r>
-        <w:rPr>
-          <w:b/>
-        </w:rPr>
-        <w:t xml:space="preserve">Descripcion: </w:t>
-      </w:r>
-      <w:r>
-        <w:t>Exportar todos los RATs a PDF. Marca 'RAT BLOQUEADO' en rojo (Art. 8 ter).</w:t>
-      </w:r>
-    </w:p>
-    <w:p>
-      <w:pPr>
-        <w:pStyle w:val="Heading2"/>
-      </w:pPr>
-      <w:r>
-        <w:t>GET /rats/{rat_id}/export/pdf</w:t>
-      </w:r>
-    </w:p>
-    <w:p>
-      <w:r>
-        <w:rPr>
-          <w:b/>
-        </w:rPr>
-        <w:t xml:space="preserve">Auth: </w:t>
-      </w:r>
-      <w:r>
-        <w:t>JWT</w:t>
-      </w:r>
-      <w:r>
-        <w:rPr>
-          <w:b/>
-        </w:rPr>
-        <w:t xml:space="preserve">    RBAC: </w:t>
-      </w:r>
-      <w:r>
-        <w:t>admin_empresa, superadmin</w:t>
-      </w:r>
-      <w:r>
-        <w:rPr>
-          <w:b/>
-        </w:rPr>
-        <w:t xml:space="preserve">    Tags: </w:t>
-      </w:r>
-      <w:r>
-        <w:t>Export</w:t>
-      </w:r>
-    </w:p>
-    <w:p>
-      <w:r>
-        <w:rPr>
-          <w:b/>
-        </w:rPr>
-        <w:t xml:space="preserve">Parametros: </w:t>
-      </w:r>
-    </w:p>
-    <w:p>
-      <w:pPr>
-        <w:pStyle w:val="IntenseQuote"/>
-      </w:pPr>
-      <w:r>
-        <w:t>rat_id (path)</w:t>
-      </w:r>
-    </w:p>
-    <w:p>
-      <w:r>
-        <w:rPr>
-          <w:b/>
-        </w:rPr>
-        <w:t xml:space="preserve">Response: </w:t>
-      </w:r>
-      <w:r>
-        <w:t>200 + PDF</w:t>
-      </w:r>
-    </w:p>
-    <w:p>
-      <w:r>
-        <w:rPr>
-          <w:b/>
-        </w:rPr>
-        <w:t xml:space="preserve">Descripcion: </w:t>
-      </w:r>
-      <w:r>
-        <w:t>Exportar un RAT individual a PDF.</w:t>
-      </w:r>
-    </w:p>
-    <w:p>
-      <w:pPr>
-        <w:pStyle w:val="Heading2"/>
-      </w:pPr>
-      <w:r>
-        <w:t>GET /rats/export/cni</w:t>
-      </w:r>
-    </w:p>
-    <w:p>
-      <w:r>
-        <w:rPr>
-          <w:b/>
-        </w:rPr>
-        <w:t xml:space="preserve">Auth: </w:t>
-      </w:r>
-      <w:r>
-        <w:t>JWT</w:t>
-      </w:r>
-      <w:r>
-        <w:rPr>
-          <w:b/>
-        </w:rPr>
-        <w:t xml:space="preserve">    RBAC: </w:t>
-      </w:r>
-      <w:r>
-        <w:t>admin_empresa, superadmin</w:t>
-      </w:r>
-      <w:r>
-        <w:rPr>
-          <w:b/>
-        </w:rPr>
-        <w:t xml:space="preserve">    Tags: </w:t>
-      </w:r>
-      <w:r>
-        <w:t>Export</w:t>
-      </w:r>
-    </w:p>
-    <w:p>
-      <w:r>
-        <w:rPr>
-          <w:b/>
-        </w:rPr>
-        <w:t xml:space="preserve">Parametros: </w:t>
-      </w:r>
-    </w:p>
-    <w:p>
-      <w:pPr>
-        <w:pStyle w:val="IntenseQuote"/>
-      </w:pPr>
-      <w:r>
-        <w:t>company_id (query)</w:t>
-      </w:r>
-    </w:p>
-    <w:p>
-      <w:r>
-        <w:rPr>
-          <w:b/>
-        </w:rPr>
-        <w:t xml:space="preserve">Response: </w:t>
-      </w:r>
-      <w:r>
-        <w:t>200 + text/plain</w:t>
-      </w:r>
-    </w:p>
-    <w:p>
-      <w:r>
-        <w:rPr>
-          <w:b/>
-        </w:rPr>
-        <w:t xml:space="preserve">Descripcion: </w:t>
-      </w:r>
-      <w:r>
-        <w:t>Exportar RAT en formato APDC (Ley 21.719).</w:t>
+        <w:t>Sugerencia: en Microsoft Word, presione F9 sobre la tabla para actualizar el contenido y los números de página.</w:t>
       </w:r>
     </w:p>
     <w:p>
@@ -3530,62 +1079,173 @@
         <w:pStyle w:val="Heading1"/>
       </w:pPr>
       <w:r>
-        <w:t>Compliance Ley 21.719</w:t>
+        <w:t>1. Introducción</w:t>
       </w:r>
     </w:p>
     <w:p>
       <w:r>
-        <w:t>Los endpoints implementan los siguientes articulos de la Ley 21.719:</w:t>
+        <w:rPr>
+          <w:sz w:val="22"/>
+        </w:rPr>
+        <w:t>Este documento especifica la API REST de Custodio RAT Manager. Todos los endpoints requieren Bearer JWT (cookie httpOnly). Rbac: superadmin &gt; admin_empresa &gt; usuario.</w:t>
+      </w:r>
+    </w:p>
+    <w:p>
+      <w:pPr>
+        <w:pStyle w:val="Heading1"/>
+      </w:pPr>
+      <w:r>
+        <w:t>2. Cambios en v1.10 — Endpoints relevantes</w:t>
+      </w:r>
+    </w:p>
+    <w:p>
+      <w:pPr>
+        <w:pStyle w:val="Heading2"/>
+      </w:pPr>
+      <w:r>
+        <w:t>2.1 Módulo TKT — Cambios v1.10</w:t>
       </w:r>
     </w:p>
     <w:tbl>
       <w:tblPr>
-        <w:tblStyle w:val="LightGrid"/>
+        <w:tblStyle w:val="TableGrid"/>
         <w:tblW w:type="auto" w:w="0"/>
+        <w:jc w:val="left"/>
         <w:tblLook w:firstColumn="1" w:firstRow="1" w:lastColumn="0" w:lastRow="0" w:noHBand="0" w:noVBand="1" w:val="04A0"/>
       </w:tblPr>
       <w:tblGrid>
-        <w:gridCol w:w="2880"/>
-        <w:gridCol w:w="2880"/>
-        <w:gridCol w:w="2880"/>
+        <w:gridCol w:w="1425"/>
+        <w:gridCol w:w="1425"/>
+        <w:gridCol w:w="1425"/>
+        <w:gridCol w:w="1425"/>
+        <w:gridCol w:w="1425"/>
+        <w:gridCol w:w="1425"/>
+        <w:gridCol w:w="1425"/>
       </w:tblGrid>
       <w:tr>
         <w:tc>
           <w:tcPr>
-            <w:tcW w:type="dxa" w:w="2880"/>
+            <w:tcW w:type="dxa" w:w="794"/>
+            <w:shd w:val="clear" w:color="auto" w:fill="D9E2F3"/>
+            <w:vAlign w:val="center"/>
           </w:tcPr>
           <w:p>
+            <w:r/>
             <w:r>
               <w:rPr>
                 <w:b/>
+                <w:color w:val="1F497D"/>
+                <w:sz w:val="20"/>
               </w:rPr>
-              <w:t>Articulo</w:t>
+              <w:t>Método</w:t>
             </w:r>
           </w:p>
         </w:tc>
         <w:tc>
           <w:tcPr>
-            <w:tcW w:type="dxa" w:w="2880"/>
+            <w:tcW w:type="dxa" w:w="2835"/>
+            <w:shd w:val="clear" w:color="auto" w:fill="D9E2F3"/>
+            <w:vAlign w:val="center"/>
           </w:tcPr>
           <w:p>
+            <w:r/>
             <w:r>
               <w:rPr>
                 <w:b/>
+                <w:color w:val="1F497D"/>
+                <w:sz w:val="20"/>
               </w:rPr>
-              <w:t>Tema</w:t>
+              <w:t>Path</w:t>
             </w:r>
           </w:p>
         </w:tc>
         <w:tc>
           <w:tcPr>
-            <w:tcW w:type="dxa" w:w="2880"/>
+            <w:tcW w:type="dxa" w:w="567"/>
+            <w:shd w:val="clear" w:color="auto" w:fill="D9E2F3"/>
+            <w:vAlign w:val="center"/>
           </w:tcPr>
           <w:p>
+            <w:r/>
             <w:r>
               <w:rPr>
                 <w:b/>
+                <w:color w:val="1F497D"/>
+                <w:sz w:val="20"/>
               </w:rPr>
-              <w:t>Endpoint / Comportamiento</w:t>
+              <w:t>Auth</w:t>
+            </w:r>
+          </w:p>
+        </w:tc>
+        <w:tc>
+          <w:tcPr>
+            <w:tcW w:type="dxa" w:w="1417"/>
+            <w:shd w:val="clear" w:color="auto" w:fill="D9E2F3"/>
+            <w:vAlign w:val="center"/>
+          </w:tcPr>
+          <w:p>
+            <w:r/>
+            <w:r>
+              <w:rPr>
+                <w:b/>
+                <w:color w:val="1F497D"/>
+                <w:sz w:val="20"/>
+              </w:rPr>
+              <w:t>RBAC</w:t>
+            </w:r>
+          </w:p>
+        </w:tc>
+        <w:tc>
+          <w:tcPr>
+            <w:tcW w:type="dxa" w:w="2268"/>
+            <w:shd w:val="clear" w:color="auto" w:fill="D9E2F3"/>
+            <w:vAlign w:val="center"/>
+          </w:tcPr>
+          <w:p>
+            <w:r/>
+            <w:r>
+              <w:rPr>
+                <w:b/>
+                <w:color w:val="1F497D"/>
+                <w:sz w:val="20"/>
+              </w:rPr>
+              <w:t>Params</w:t>
+            </w:r>
+          </w:p>
+        </w:tc>
+        <w:tc>
+          <w:tcPr>
+            <w:tcW w:type="dxa" w:w="1984"/>
+            <w:shd w:val="clear" w:color="auto" w:fill="D9E2F3"/>
+            <w:vAlign w:val="center"/>
+          </w:tcPr>
+          <w:p>
+            <w:r/>
+            <w:r>
+              <w:rPr>
+                <w:b/>
+                <w:color w:val="1F497D"/>
+                <w:sz w:val="20"/>
+              </w:rPr>
+              <w:t>Response</w:t>
+            </w:r>
+          </w:p>
+        </w:tc>
+        <w:tc>
+          <w:tcPr>
+            <w:tcW w:type="dxa" w:w="1417"/>
+            <w:shd w:val="clear" w:color="auto" w:fill="D9E2F3"/>
+            <w:vAlign w:val="center"/>
+          </w:tcPr>
+          <w:p>
+            <w:r/>
+            <w:r>
+              <w:rPr>
+                <w:b/>
+                <w:color w:val="1F497D"/>
+                <w:sz w:val="20"/>
+              </w:rPr>
+              <w:t>Tags</w:t>
             </w:r>
           </w:p>
         </w:tc>
@@ -3593,31 +1253,107 @@
       <w:tr>
         <w:tc>
           <w:tcPr>
-            <w:tcW w:type="dxa" w:w="2880"/>
+            <w:tcW w:type="dxa" w:w="794"/>
+            <w:vAlign w:val="top"/>
           </w:tcPr>
           <w:p>
+            <w:r/>
             <w:r>
-              <w:t>Art. 12</w:t>
+              <w:rPr>
+                <w:b/>
+                <w:sz w:val="20"/>
+              </w:rPr>
+              <w:t>PATCH</w:t>
             </w:r>
           </w:p>
         </w:tc>
         <w:tc>
           <w:tcPr>
-            <w:tcW w:type="dxa" w:w="2880"/>
+            <w:tcW w:type="dxa" w:w="2835"/>
+            <w:vAlign w:val="top"/>
           </w:tcPr>
           <w:p>
+            <w:r/>
             <w:r>
-              <w:t>Consentimiento</w:t>
+              <w:rPr>
+                <w:sz w:val="20"/>
+              </w:rPr>
+              <w:t>/tkt-solicitud-derecho/{ticket_id}</w:t>
             </w:r>
           </w:p>
         </w:tc>
         <w:tc>
           <w:tcPr>
-            <w:tcW w:type="dxa" w:w="2880"/>
+            <w:tcW w:type="dxa" w:w="567"/>
+            <w:vAlign w:val="top"/>
           </w:tcPr>
           <w:p>
+            <w:r/>
             <w:r>
-              <w:t>/rats/{rat_id}/consentimientos — registro con cifrado PII</w:t>
+              <w:rPr>
+                <w:sz w:val="20"/>
+              </w:rPr>
+              <w:t>JWT</w:t>
+            </w:r>
+          </w:p>
+        </w:tc>
+        <w:tc>
+          <w:tcPr>
+            <w:tcW w:type="dxa" w:w="1417"/>
+            <w:vAlign w:val="top"/>
+          </w:tcPr>
+          <w:p>
+            <w:r/>
+            <w:r>
+              <w:rPr>
+                <w:sz w:val="20"/>
+              </w:rPr>
+              <w:t>admin_empresa, superadmin</w:t>
+            </w:r>
+          </w:p>
+        </w:tc>
+        <w:tc>
+          <w:tcPr>
+            <w:tcW w:type="dxa" w:w="2268"/>
+            <w:vAlign w:val="top"/>
+          </w:tcPr>
+          <w:p>
+            <w:r/>
+            <w:r>
+              <w:rPr>
+                <w:sz w:val="20"/>
+              </w:rPr>
+              <w:t>estado, respuesta_texto, causal_rechazo*, prioridad, responsable_id</w:t>
+            </w:r>
+          </w:p>
+        </w:tc>
+        <w:tc>
+          <w:tcPr>
+            <w:tcW w:type="dxa" w:w="1984"/>
+            <w:vAlign w:val="top"/>
+          </w:tcPr>
+          <w:p>
+            <w:r/>
+            <w:r>
+              <w:rPr>
+                <w:sz w:val="20"/>
+              </w:rPr>
+              <w:t>200 + TktTicketResponse</w:t>
+            </w:r>
+          </w:p>
+        </w:tc>
+        <w:tc>
+          <w:tcPr>
+            <w:tcW w:type="dxa" w:w="1417"/>
+            <w:vAlign w:val="top"/>
+          </w:tcPr>
+          <w:p>
+            <w:r/>
+            <w:r>
+              <w:rPr>
+                <w:sz w:val="20"/>
+              </w:rPr>
+              <w:t>TKT-ARCO</w:t>
             </w:r>
           </w:p>
         </w:tc>
@@ -3625,31 +1361,102 @@
       <w:tr>
         <w:tc>
           <w:tcPr>
-            <w:tcW w:type="dxa" w:w="2880"/>
+            <w:tcW w:type="dxa" w:w="794"/>
+            <w:vAlign w:val="top"/>
           </w:tcPr>
           <w:p>
+            <w:r/>
             <w:r>
-              <w:t>Art. 14 bis</w:t>
+              <w:rPr>
+                <w:b/>
+                <w:sz w:val="20"/>
+              </w:rPr>
+              <w:t>*</w:t>
             </w:r>
           </w:p>
         </w:tc>
         <w:tc>
           <w:tcPr>
-            <w:tcW w:type="dxa" w:w="2880"/>
+            <w:tcW w:type="dxa" w:w="2835"/>
+            <w:vAlign w:val="top"/>
           </w:tcPr>
           <w:p>
+            <w:r/>
             <w:r>
-              <w:t>Brechas</w:t>
+              <w:rPr>
+                <w:sz w:val="20"/>
+              </w:rPr>
+              <w:t>*causal_rechazo: enum cerrado (CausalRechazoEnum) con 7 valores: falta_identidad, solicitud_manifiestamente_infundada, solicitud_excesiva, falta_poder_notorial, plazo_vencido, identidad_no_verificada, otro</w:t>
             </w:r>
           </w:p>
         </w:tc>
         <w:tc>
           <w:tcPr>
-            <w:tcW w:type="dxa" w:w="2880"/>
+            <w:tcW w:type="dxa" w:w="567"/>
+            <w:vAlign w:val="top"/>
           </w:tcPr>
           <w:p>
+            <w:r/>
             <w:r>
-              <w:t>Módulo separado (no parte del RAT directo)</w:t>
+              <w:rPr>
+                <w:sz w:val="20"/>
+              </w:rPr>
+            </w:r>
+          </w:p>
+        </w:tc>
+        <w:tc>
+          <w:tcPr>
+            <w:tcW w:type="dxa" w:w="1417"/>
+            <w:vAlign w:val="top"/>
+          </w:tcPr>
+          <w:p>
+            <w:r/>
+            <w:r>
+              <w:rPr>
+                <w:sz w:val="20"/>
+              </w:rPr>
+            </w:r>
+          </w:p>
+        </w:tc>
+        <w:tc>
+          <w:tcPr>
+            <w:tcW w:type="dxa" w:w="2268"/>
+            <w:vAlign w:val="top"/>
+          </w:tcPr>
+          <w:p>
+            <w:r/>
+            <w:r>
+              <w:rPr>
+                <w:sz w:val="20"/>
+              </w:rPr>
+            </w:r>
+          </w:p>
+        </w:tc>
+        <w:tc>
+          <w:tcPr>
+            <w:tcW w:type="dxa" w:w="1984"/>
+            <w:vAlign w:val="top"/>
+          </w:tcPr>
+          <w:p>
+            <w:r/>
+            <w:r>
+              <w:rPr>
+                <w:sz w:val="20"/>
+              </w:rPr>
+            </w:r>
+          </w:p>
+        </w:tc>
+        <w:tc>
+          <w:tcPr>
+            <w:tcW w:type="dxa" w:w="1417"/>
+            <w:vAlign w:val="top"/>
+          </w:tcPr>
+          <w:p>
+            <w:r/>
+            <w:r>
+              <w:rPr>
+                <w:sz w:val="20"/>
+              </w:rPr>
             </w:r>
           </w:p>
         </w:tc>
@@ -3657,31 +1464,102 @@
       <w:tr>
         <w:tc>
           <w:tcPr>
-            <w:tcW w:type="dxa" w:w="2880"/>
+            <w:tcW w:type="dxa" w:w="794"/>
+            <w:vAlign w:val="top"/>
           </w:tcPr>
           <w:p>
+            <w:r/>
             <w:r>
-              <w:t>Art. 14 quater</w:t>
+              <w:rPr>
+                <w:b/>
+                <w:sz w:val="20"/>
+              </w:rPr>
+              <w:t>*</w:t>
             </w:r>
           </w:p>
         </w:tc>
         <w:tc>
           <w:tcPr>
-            <w:tcW w:type="dxa" w:w="2880"/>
+            <w:tcW w:type="dxa" w:w="2835"/>
+            <w:vAlign w:val="top"/>
           </w:tcPr>
           <w:p>
+            <w:r/>
             <w:r>
-              <w:t>Encargados</w:t>
+              <w:rPr>
+                <w:sz w:val="20"/>
+              </w:rPr>
+              <w:t>*HTTP 400 si estado=resuelto sin adjuntos ni respuesta_texto (evidencia obligatoria)</w:t>
             </w:r>
           </w:p>
         </w:tc>
         <w:tc>
           <w:tcPr>
-            <w:tcW w:type="dxa" w:w="2880"/>
+            <w:tcW w:type="dxa" w:w="567"/>
+            <w:vAlign w:val="top"/>
           </w:tcPr>
           <w:p>
+            <w:r/>
             <w:r>
-              <w:t>Validacion cruzada RAT↔Contrato en POST/PUT /rats/</w:t>
+              <w:rPr>
+                <w:sz w:val="20"/>
+              </w:rPr>
+            </w:r>
+          </w:p>
+        </w:tc>
+        <w:tc>
+          <w:tcPr>
+            <w:tcW w:type="dxa" w:w="1417"/>
+            <w:vAlign w:val="top"/>
+          </w:tcPr>
+          <w:p>
+            <w:r/>
+            <w:r>
+              <w:rPr>
+                <w:sz w:val="20"/>
+              </w:rPr>
+            </w:r>
+          </w:p>
+        </w:tc>
+        <w:tc>
+          <w:tcPr>
+            <w:tcW w:type="dxa" w:w="2268"/>
+            <w:vAlign w:val="top"/>
+          </w:tcPr>
+          <w:p>
+            <w:r/>
+            <w:r>
+              <w:rPr>
+                <w:sz w:val="20"/>
+              </w:rPr>
+            </w:r>
+          </w:p>
+        </w:tc>
+        <w:tc>
+          <w:tcPr>
+            <w:tcW w:type="dxa" w:w="1984"/>
+            <w:vAlign w:val="top"/>
+          </w:tcPr>
+          <w:p>
+            <w:r/>
+            <w:r>
+              <w:rPr>
+                <w:sz w:val="20"/>
+              </w:rPr>
+            </w:r>
+          </w:p>
+        </w:tc>
+        <w:tc>
+          <w:tcPr>
+            <w:tcW w:type="dxa" w:w="1417"/>
+            <w:vAlign w:val="top"/>
+          </w:tcPr>
+          <w:p>
+            <w:r/>
+            <w:r>
+              <w:rPr>
+                <w:sz w:val="20"/>
+              </w:rPr>
             </w:r>
           </w:p>
         </w:tc>
@@ -3689,31 +1567,263 @@
       <w:tr>
         <w:tc>
           <w:tcPr>
-            <w:tcW w:type="dxa" w:w="2880"/>
+            <w:tcW w:type="dxa" w:w="794"/>
+            <w:vAlign w:val="top"/>
           </w:tcPr>
           <w:p>
+            <w:r/>
             <w:r>
-              <w:t>Art. 14 ter</w:t>
+              <w:rPr>
+                <w:b/>
+                <w:sz w:val="20"/>
+              </w:rPr>
+              <w:t>*</w:t>
             </w:r>
           </w:p>
         </w:tc>
         <w:tc>
           <w:tcPr>
-            <w:tcW w:type="dxa" w:w="2880"/>
+            <w:tcW w:type="dxa" w:w="2835"/>
+            <w:vAlign w:val="top"/>
           </w:tcPr>
           <w:p>
+            <w:r/>
             <w:r>
-              <w:t>Transparencia</w:t>
+              <w:rPr>
+                <w:sz w:val="20"/>
+              </w:rPr>
+              <w:t>*SHA-256 computado automáticamente de tkt_adjuntos al resolver</w:t>
             </w:r>
           </w:p>
         </w:tc>
         <w:tc>
           <w:tcPr>
-            <w:tcW w:type="dxa" w:w="2880"/>
+            <w:tcW w:type="dxa" w:w="567"/>
+            <w:vAlign w:val="top"/>
           </w:tcPr>
           <w:p>
+            <w:r/>
             <w:r>
-              <w:t>Módulo separado (no parte del RAT directo)</w:t>
+              <w:rPr>
+                <w:sz w:val="20"/>
+              </w:rPr>
+            </w:r>
+          </w:p>
+        </w:tc>
+        <w:tc>
+          <w:tcPr>
+            <w:tcW w:type="dxa" w:w="1417"/>
+            <w:vAlign w:val="top"/>
+          </w:tcPr>
+          <w:p>
+            <w:r/>
+            <w:r>
+              <w:rPr>
+                <w:sz w:val="20"/>
+              </w:rPr>
+            </w:r>
+          </w:p>
+        </w:tc>
+        <w:tc>
+          <w:tcPr>
+            <w:tcW w:type="dxa" w:w="2268"/>
+            <w:vAlign w:val="top"/>
+          </w:tcPr>
+          <w:p>
+            <w:r/>
+            <w:r>
+              <w:rPr>
+                <w:sz w:val="20"/>
+              </w:rPr>
+            </w:r>
+          </w:p>
+        </w:tc>
+        <w:tc>
+          <w:tcPr>
+            <w:tcW w:type="dxa" w:w="1984"/>
+            <w:vAlign w:val="top"/>
+          </w:tcPr>
+          <w:p>
+            <w:r/>
+            <w:r>
+              <w:rPr>
+                <w:sz w:val="20"/>
+              </w:rPr>
+            </w:r>
+          </w:p>
+        </w:tc>
+        <w:tc>
+          <w:tcPr>
+            <w:tcW w:type="dxa" w:w="1417"/>
+            <w:vAlign w:val="top"/>
+          </w:tcPr>
+          <w:p>
+            <w:r/>
+            <w:r>
+              <w:rPr>
+                <w:sz w:val="20"/>
+              </w:rPr>
+            </w:r>
+          </w:p>
+        </w:tc>
+      </w:tr>
+    </w:tbl>
+    <w:p>
+      <w:pPr>
+        <w:pStyle w:val="Heading1"/>
+      </w:pPr>
+      <w:r>
+        <w:t>3. Cambios en v1.10 — IDOR multi-tenant y homologación</w:t>
+      </w:r>
+    </w:p>
+    <w:p>
+      <w:pPr>
+        <w:pStyle w:val="Heading2"/>
+      </w:pPr>
+      <w:r>
+        <w:t>3.1 Módulo RAT — IDOR multi-tenant v1.10</w:t>
+      </w:r>
+    </w:p>
+    <w:tbl>
+      <w:tblPr>
+        <w:tblStyle w:val="TableGrid"/>
+        <w:tblW w:type="auto" w:w="0"/>
+        <w:jc w:val="left"/>
+        <w:tblLook w:firstColumn="1" w:firstRow="1" w:lastColumn="0" w:lastRow="0" w:noHBand="0" w:noVBand="1" w:val="04A0"/>
+      </w:tblPr>
+      <w:tblGrid>
+        <w:gridCol w:w="1425"/>
+        <w:gridCol w:w="1425"/>
+        <w:gridCol w:w="1425"/>
+        <w:gridCol w:w="1425"/>
+        <w:gridCol w:w="1425"/>
+        <w:gridCol w:w="1425"/>
+        <w:gridCol w:w="1425"/>
+      </w:tblGrid>
+      <w:tr>
+        <w:tc>
+          <w:tcPr>
+            <w:tcW w:type="dxa" w:w="794"/>
+            <w:shd w:val="clear" w:color="auto" w:fill="D9E2F3"/>
+            <w:vAlign w:val="center"/>
+          </w:tcPr>
+          <w:p>
+            <w:r/>
+            <w:r>
+              <w:rPr>
+                <w:b/>
+                <w:color w:val="1F497D"/>
+                <w:sz w:val="20"/>
+              </w:rPr>
+              <w:t>Método</w:t>
+            </w:r>
+          </w:p>
+        </w:tc>
+        <w:tc>
+          <w:tcPr>
+            <w:tcW w:type="dxa" w:w="2835"/>
+            <w:shd w:val="clear" w:color="auto" w:fill="D9E2F3"/>
+            <w:vAlign w:val="center"/>
+          </w:tcPr>
+          <w:p>
+            <w:r/>
+            <w:r>
+              <w:rPr>
+                <w:b/>
+                <w:color w:val="1F497D"/>
+                <w:sz w:val="20"/>
+              </w:rPr>
+              <w:t>Path</w:t>
+            </w:r>
+          </w:p>
+        </w:tc>
+        <w:tc>
+          <w:tcPr>
+            <w:tcW w:type="dxa" w:w="567"/>
+            <w:shd w:val="clear" w:color="auto" w:fill="D9E2F3"/>
+            <w:vAlign w:val="center"/>
+          </w:tcPr>
+          <w:p>
+            <w:r/>
+            <w:r>
+              <w:rPr>
+                <w:b/>
+                <w:color w:val="1F497D"/>
+                <w:sz w:val="20"/>
+              </w:rPr>
+              <w:t>Auth</w:t>
+            </w:r>
+          </w:p>
+        </w:tc>
+        <w:tc>
+          <w:tcPr>
+            <w:tcW w:type="dxa" w:w="1417"/>
+            <w:shd w:val="clear" w:color="auto" w:fill="D9E2F3"/>
+            <w:vAlign w:val="center"/>
+          </w:tcPr>
+          <w:p>
+            <w:r/>
+            <w:r>
+              <w:rPr>
+                <w:b/>
+                <w:color w:val="1F497D"/>
+                <w:sz w:val="20"/>
+              </w:rPr>
+              <w:t>RBAC</w:t>
+            </w:r>
+          </w:p>
+        </w:tc>
+        <w:tc>
+          <w:tcPr>
+            <w:tcW w:type="dxa" w:w="2268"/>
+            <w:shd w:val="clear" w:color="auto" w:fill="D9E2F3"/>
+            <w:vAlign w:val="center"/>
+          </w:tcPr>
+          <w:p>
+            <w:r/>
+            <w:r>
+              <w:rPr>
+                <w:b/>
+                <w:color w:val="1F497D"/>
+                <w:sz w:val="20"/>
+              </w:rPr>
+              <w:t>Params</w:t>
+            </w:r>
+          </w:p>
+        </w:tc>
+        <w:tc>
+          <w:tcPr>
+            <w:tcW w:type="dxa" w:w="1984"/>
+            <w:shd w:val="clear" w:color="auto" w:fill="D9E2F3"/>
+            <w:vAlign w:val="center"/>
+          </w:tcPr>
+          <w:p>
+            <w:r/>
+            <w:r>
+              <w:rPr>
+                <w:b/>
+                <w:color w:val="1F497D"/>
+                <w:sz w:val="20"/>
+              </w:rPr>
+              <w:t>Response</w:t>
+            </w:r>
+          </w:p>
+        </w:tc>
+        <w:tc>
+          <w:tcPr>
+            <w:tcW w:type="dxa" w:w="1417"/>
+            <w:shd w:val="clear" w:color="auto" w:fill="D9E2F3"/>
+            <w:vAlign w:val="center"/>
+          </w:tcPr>
+          <w:p>
+            <w:r/>
+            <w:r>
+              <w:rPr>
+                <w:b/>
+                <w:color w:val="1F497D"/>
+                <w:sz w:val="20"/>
+              </w:rPr>
+              <w:t>Tags</w:t>
             </w:r>
           </w:p>
         </w:tc>
@@ -3721,31 +1831,107 @@
       <w:tr>
         <w:tc>
           <w:tcPr>
-            <w:tcW w:type="dxa" w:w="2880"/>
+            <w:tcW w:type="dxa" w:w="794"/>
+            <w:vAlign w:val="top"/>
           </w:tcPr>
           <w:p>
+            <w:r/>
             <w:r>
-              <w:t>Art. 15 bis</w:t>
+              <w:rPr>
+                <w:b/>
+                <w:sz w:val="20"/>
+              </w:rPr>
+              <w:t>GET</w:t>
             </w:r>
           </w:p>
         </w:tc>
         <w:tc>
           <w:tcPr>
-            <w:tcW w:type="dxa" w:w="2880"/>
+            <w:tcW w:type="dxa" w:w="2835"/>
+            <w:vAlign w:val="top"/>
           </w:tcPr>
           <w:p>
+            <w:r/>
             <w:r>
-              <w:t>EIPD</w:t>
+              <w:rPr>
+                <w:sz w:val="20"/>
+              </w:rPr>
+              <w:t>/rats/{rat_id}</w:t>
             </w:r>
           </w:p>
         </w:tc>
         <w:tc>
           <w:tcPr>
-            <w:tcW w:type="dxa" w:w="2880"/>
+            <w:tcW w:type="dxa" w:w="567"/>
+            <w:vAlign w:val="top"/>
           </w:tcPr>
           <w:p>
+            <w:r/>
             <w:r>
-              <w:t>POST /rats/{id}/aprobar requiere EIPD completada</w:t>
+              <w:rPr>
+                <w:sz w:val="20"/>
+              </w:rPr>
+              <w:t>JWT</w:t>
+            </w:r>
+          </w:p>
+        </w:tc>
+        <w:tc>
+          <w:tcPr>
+            <w:tcW w:type="dxa" w:w="1417"/>
+            <w:vAlign w:val="top"/>
+          </w:tcPr>
+          <w:p>
+            <w:r/>
+            <w:r>
+              <w:rPr>
+                <w:sz w:val="20"/>
+              </w:rPr>
+              <w:t>admin_empresa, superadmin</w:t>
+            </w:r>
+          </w:p>
+        </w:tc>
+        <w:tc>
+          <w:tcPr>
+            <w:tcW w:type="dxa" w:w="2268"/>
+            <w:vAlign w:val="top"/>
+          </w:tcPr>
+          <w:p>
+            <w:r/>
+            <w:r>
+              <w:rPr>
+                <w:sz w:val="20"/>
+              </w:rPr>
+              <w:t>—</w:t>
+            </w:r>
+          </w:p>
+        </w:tc>
+        <w:tc>
+          <w:tcPr>
+            <w:tcW w:type="dxa" w:w="1984"/>
+            <w:vAlign w:val="top"/>
+          </w:tcPr>
+          <w:p>
+            <w:r/>
+            <w:r>
+              <w:rPr>
+                <w:sz w:val="20"/>
+              </w:rPr>
+              <w:t>200 + RatResponse | 404 si empresa no coincide</w:t>
+            </w:r>
+          </w:p>
+        </w:tc>
+        <w:tc>
+          <w:tcPr>
+            <w:tcW w:type="dxa" w:w="1417"/>
+            <w:vAlign w:val="top"/>
+          </w:tcPr>
+          <w:p>
+            <w:r/>
+            <w:r>
+              <w:rPr>
+                <w:sz w:val="20"/>
+              </w:rPr>
+              <w:t>RAT</w:t>
             </w:r>
           </w:p>
         </w:tc>
@@ -3753,31 +1939,107 @@
       <w:tr>
         <w:tc>
           <w:tcPr>
-            <w:tcW w:type="dxa" w:w="2880"/>
+            <w:tcW w:type="dxa" w:w="794"/>
+            <w:vAlign w:val="top"/>
           </w:tcPr>
           <w:p>
+            <w:r/>
             <w:r>
-              <w:t>Art. 16</w:t>
+              <w:rPr>
+                <w:b/>
+                <w:sz w:val="20"/>
+              </w:rPr>
+              <w:t>PUT</w:t>
             </w:r>
           </w:p>
         </w:tc>
         <w:tc>
           <w:tcPr>
-            <w:tcW w:type="dxa" w:w="2880"/>
+            <w:tcW w:type="dxa" w:w="2835"/>
+            <w:vAlign w:val="top"/>
           </w:tcPr>
           <w:p>
+            <w:r/>
             <w:r>
-              <w:t>RAT</w:t>
+              <w:rPr>
+                <w:sz w:val="20"/>
+              </w:rPr>
+              <w:t>/rats/{rat_id}</w:t>
             </w:r>
           </w:p>
         </w:tc>
         <w:tc>
           <w:tcPr>
-            <w:tcW w:type="dxa" w:w="2880"/>
+            <w:tcW w:type="dxa" w:w="567"/>
+            <w:vAlign w:val="top"/>
           </w:tcPr>
           <w:p>
+            <w:r/>
             <w:r>
-              <w:t>GET/POST/PUT/DELETE /rats/ + reportes</w:t>
+              <w:rPr>
+                <w:sz w:val="20"/>
+              </w:rPr>
+              <w:t>JWT</w:t>
+            </w:r>
+          </w:p>
+        </w:tc>
+        <w:tc>
+          <w:tcPr>
+            <w:tcW w:type="dxa" w:w="1417"/>
+            <w:vAlign w:val="top"/>
+          </w:tcPr>
+          <w:p>
+            <w:r/>
+            <w:r>
+              <w:rPr>
+                <w:sz w:val="20"/>
+              </w:rPr>
+              <w:t>admin_empresa, superadmin</w:t>
+            </w:r>
+          </w:p>
+        </w:tc>
+        <w:tc>
+          <w:tcPr>
+            <w:tcW w:type="dxa" w:w="2268"/>
+            <w:vAlign w:val="top"/>
+          </w:tcPr>
+          <w:p>
+            <w:r/>
+            <w:r>
+              <w:rPr>
+                <w:sz w:val="20"/>
+              </w:rPr>
+              <w:t>RatUpdate schema completo</w:t>
+            </w:r>
+          </w:p>
+        </w:tc>
+        <w:tc>
+          <w:tcPr>
+            <w:tcW w:type="dxa" w:w="1984"/>
+            <w:vAlign w:val="top"/>
+          </w:tcPr>
+          <w:p>
+            <w:r/>
+            <w:r>
+              <w:rPr>
+                <w:sz w:val="20"/>
+              </w:rPr>
+              <w:t>200 + RatResponse | 404 si empresa no coincide</w:t>
+            </w:r>
+          </w:p>
+        </w:tc>
+        <w:tc>
+          <w:tcPr>
+            <w:tcW w:type="dxa" w:w="1417"/>
+            <w:vAlign w:val="top"/>
+          </w:tcPr>
+          <w:p>
+            <w:r/>
+            <w:r>
+              <w:rPr>
+                <w:sz w:val="20"/>
+              </w:rPr>
+              <w:t>RAT</w:t>
             </w:r>
           </w:p>
         </w:tc>
@@ -3785,31 +2047,107 @@
       <w:tr>
         <w:tc>
           <w:tcPr>
-            <w:tcW w:type="dxa" w:w="2880"/>
+            <w:tcW w:type="dxa" w:w="794"/>
+            <w:vAlign w:val="top"/>
           </w:tcPr>
           <w:p>
+            <w:r/>
             <w:r>
-              <w:t>Art. 16 BIS</w:t>
+              <w:rPr>
+                <w:b/>
+                <w:sz w:val="20"/>
+              </w:rPr>
+              <w:t>DELETE</w:t>
             </w:r>
           </w:p>
         </w:tc>
         <w:tc>
           <w:tcPr>
-            <w:tcW w:type="dxa" w:w="2880"/>
+            <w:tcW w:type="dxa" w:w="2835"/>
+            <w:vAlign w:val="top"/>
           </w:tcPr>
           <w:p>
+            <w:r/>
             <w:r>
-              <w:t>Biometricos</w:t>
+              <w:rPr>
+                <w:sz w:val="20"/>
+              </w:rPr>
+              <w:t>/rats/{rat_id}</w:t>
             </w:r>
           </w:p>
         </w:tc>
         <w:tc>
           <w:tcPr>
-            <w:tcW w:type="dxa" w:w="2880"/>
+            <w:tcW w:type="dxa" w:w="567"/>
+            <w:vAlign w:val="top"/>
           </w:tcPr>
           <w:p>
+            <w:r/>
             <w:r>
-              <w:t>Base legal especifica en POST /rats/</w:t>
+              <w:rPr>
+                <w:sz w:val="20"/>
+              </w:rPr>
+              <w:t>JWT</w:t>
+            </w:r>
+          </w:p>
+        </w:tc>
+        <w:tc>
+          <w:tcPr>
+            <w:tcW w:type="dxa" w:w="1417"/>
+            <w:vAlign w:val="top"/>
+          </w:tcPr>
+          <w:p>
+            <w:r/>
+            <w:r>
+              <w:rPr>
+                <w:sz w:val="20"/>
+              </w:rPr>
+              <w:t>superadmin</w:t>
+            </w:r>
+          </w:p>
+        </w:tc>
+        <w:tc>
+          <w:tcPr>
+            <w:tcW w:type="dxa" w:w="2268"/>
+            <w:vAlign w:val="top"/>
+          </w:tcPr>
+          <w:p>
+            <w:r/>
+            <w:r>
+              <w:rPr>
+                <w:sz w:val="20"/>
+              </w:rPr>
+              <w:t>—</w:t>
+            </w:r>
+          </w:p>
+        </w:tc>
+        <w:tc>
+          <w:tcPr>
+            <w:tcW w:type="dxa" w:w="1984"/>
+            <w:vAlign w:val="top"/>
+          </w:tcPr>
+          <w:p>
+            <w:r/>
+            <w:r>
+              <w:rPr>
+                <w:sz w:val="20"/>
+              </w:rPr>
+              <w:t>204 | 404 si empresa no coincide</w:t>
+            </w:r>
+          </w:p>
+        </w:tc>
+        <w:tc>
+          <w:tcPr>
+            <w:tcW w:type="dxa" w:w="1417"/>
+            <w:vAlign w:val="top"/>
+          </w:tcPr>
+          <w:p>
+            <w:r/>
+            <w:r>
+              <w:rPr>
+                <w:sz w:val="20"/>
+              </w:rPr>
+              <w:t>RAT</w:t>
             </w:r>
           </w:p>
         </w:tc>
@@ -3817,136 +2155,866 @@
       <w:tr>
         <w:tc>
           <w:tcPr>
-            <w:tcW w:type="dxa" w:w="2880"/>
+            <w:tcW w:type="dxa" w:w="794"/>
+            <w:vAlign w:val="top"/>
           </w:tcPr>
           <w:p>
+            <w:r/>
             <w:r>
-              <w:t>Art. 8 ter</w:t>
+              <w:rPr>
+                <w:b/>
+                <w:sz w:val="20"/>
+              </w:rPr>
+              <w:t>POST</w:t>
             </w:r>
           </w:p>
         </w:tc>
         <w:tc>
           <w:tcPr>
-            <w:tcW w:type="dxa" w:w="2880"/>
+            <w:tcW w:type="dxa" w:w="2835"/>
+            <w:vAlign w:val="top"/>
           </w:tcPr>
           <w:p>
+            <w:r/>
             <w:r>
-              <w:t>Bloqueo</w:t>
+              <w:rPr>
+                <w:sz w:val="20"/>
+              </w:rPr>
+              <w:t>/rats/{rat_id}/revision</w:t>
             </w:r>
           </w:p>
         </w:tc>
         <w:tc>
           <w:tcPr>
-            <w:tcW w:type="dxa" w:w="2880"/>
+            <w:tcW w:type="dxa" w:w="567"/>
+            <w:vAlign w:val="top"/>
           </w:tcPr>
           <w:p>
+            <w:r/>
             <w:r>
-              <w:t>Flag bloqueado en exports PDF/CSV</w:t>
+              <w:rPr>
+                <w:sz w:val="20"/>
+              </w:rPr>
+              <w:t>JWT</w:t>
+            </w:r>
+          </w:p>
+        </w:tc>
+        <w:tc>
+          <w:tcPr>
+            <w:tcW w:type="dxa" w:w="1417"/>
+            <w:vAlign w:val="top"/>
+          </w:tcPr>
+          <w:p>
+            <w:r/>
+            <w:r>
+              <w:rPr>
+                <w:sz w:val="20"/>
+              </w:rPr>
+              <w:t>admin_empresa, superadmin</w:t>
+            </w:r>
+          </w:p>
+        </w:tc>
+        <w:tc>
+          <w:tcPr>
+            <w:tcW w:type="dxa" w:w="2268"/>
+            <w:vAlign w:val="top"/>
+          </w:tcPr>
+          <w:p>
+            <w:r/>
+            <w:r>
+              <w:rPr>
+                <w:sz w:val="20"/>
+              </w:rPr>
+              <w:t>—</w:t>
+            </w:r>
+          </w:p>
+        </w:tc>
+        <w:tc>
+          <w:tcPr>
+            <w:tcW w:type="dxa" w:w="1984"/>
+            <w:vAlign w:val="top"/>
+          </w:tcPr>
+          <w:p>
+            <w:r/>
+            <w:r>
+              <w:rPr>
+                <w:sz w:val="20"/>
+              </w:rPr>
+              <w:t>200 + RatResponse | 404 si empresa no coincide</w:t>
+            </w:r>
+          </w:p>
+        </w:tc>
+        <w:tc>
+          <w:tcPr>
+            <w:tcW w:type="dxa" w:w="1417"/>
+            <w:vAlign w:val="top"/>
+          </w:tcPr>
+          <w:p>
+            <w:r/>
+            <w:r>
+              <w:rPr>
+                <w:sz w:val="20"/>
+              </w:rPr>
+              <w:t>RAT</w:t>
+            </w:r>
+          </w:p>
+        </w:tc>
+      </w:tr>
+      <w:tr>
+        <w:tc>
+          <w:tcPr>
+            <w:tcW w:type="dxa" w:w="794"/>
+            <w:vAlign w:val="top"/>
+          </w:tcPr>
+          <w:p>
+            <w:r/>
+            <w:r>
+              <w:rPr>
+                <w:b/>
+                <w:sz w:val="20"/>
+              </w:rPr>
+              <w:t>POST</w:t>
+            </w:r>
+          </w:p>
+        </w:tc>
+        <w:tc>
+          <w:tcPr>
+            <w:tcW w:type="dxa" w:w="2835"/>
+            <w:vAlign w:val="top"/>
+          </w:tcPr>
+          <w:p>
+            <w:r/>
+            <w:r>
+              <w:rPr>
+                <w:sz w:val="20"/>
+              </w:rPr>
+              <w:t>/rats/{rat_id}/aprobar</w:t>
+            </w:r>
+          </w:p>
+        </w:tc>
+        <w:tc>
+          <w:tcPr>
+            <w:tcW w:type="dxa" w:w="567"/>
+            <w:vAlign w:val="top"/>
+          </w:tcPr>
+          <w:p>
+            <w:r/>
+            <w:r>
+              <w:rPr>
+                <w:sz w:val="20"/>
+              </w:rPr>
+              <w:t>JWT</w:t>
+            </w:r>
+          </w:p>
+        </w:tc>
+        <w:tc>
+          <w:tcPr>
+            <w:tcW w:type="dxa" w:w="1417"/>
+            <w:vAlign w:val="top"/>
+          </w:tcPr>
+          <w:p>
+            <w:r/>
+            <w:r>
+              <w:rPr>
+                <w:sz w:val="20"/>
+              </w:rPr>
+              <w:t>admin_empresa, superadmin</w:t>
+            </w:r>
+          </w:p>
+        </w:tc>
+        <w:tc>
+          <w:tcPr>
+            <w:tcW w:type="dxa" w:w="2268"/>
+            <w:vAlign w:val="top"/>
+          </w:tcPr>
+          <w:p>
+            <w:r/>
+            <w:r>
+              <w:rPr>
+                <w:sz w:val="20"/>
+              </w:rPr>
+              <w:t>RAT schema completo (25 campos)</w:t>
+            </w:r>
+          </w:p>
+        </w:tc>
+        <w:tc>
+          <w:tcPr>
+            <w:tcW w:type="dxa" w:w="1984"/>
+            <w:vAlign w:val="top"/>
+          </w:tcPr>
+          <w:p>
+            <w:r/>
+            <w:r>
+              <w:rPr>
+                <w:sz w:val="20"/>
+              </w:rPr>
+              <w:t>200 + RatResponse | 404 si empresa no coincide</w:t>
+            </w:r>
+          </w:p>
+        </w:tc>
+        <w:tc>
+          <w:tcPr>
+            <w:tcW w:type="dxa" w:w="1417"/>
+            <w:vAlign w:val="top"/>
+          </w:tcPr>
+          <w:p>
+            <w:r/>
+            <w:r>
+              <w:rPr>
+                <w:sz w:val="20"/>
+              </w:rPr>
+              <w:t>RAT</w:t>
+            </w:r>
+          </w:p>
+        </w:tc>
+      </w:tr>
+      <w:tr>
+        <w:tc>
+          <w:tcPr>
+            <w:tcW w:type="dxa" w:w="794"/>
+            <w:vAlign w:val="top"/>
+          </w:tcPr>
+          <w:p>
+            <w:r/>
+            <w:r>
+              <w:rPr>
+                <w:b/>
+                <w:sz w:val="20"/>
+              </w:rPr>
+              <w:t>GET</w:t>
+            </w:r>
+          </w:p>
+        </w:tc>
+        <w:tc>
+          <w:tcPr>
+            <w:tcW w:type="dxa" w:w="2835"/>
+            <w:vAlign w:val="top"/>
+          </w:tcPr>
+          <w:p>
+            <w:r/>
+            <w:r>
+              <w:rPr>
+                <w:sz w:val="20"/>
+              </w:rPr>
+              <w:t>/rats/{rat_id}/auditoria</w:t>
+            </w:r>
+          </w:p>
+        </w:tc>
+        <w:tc>
+          <w:tcPr>
+            <w:tcW w:type="dxa" w:w="567"/>
+            <w:vAlign w:val="top"/>
+          </w:tcPr>
+          <w:p>
+            <w:r/>
+            <w:r>
+              <w:rPr>
+                <w:sz w:val="20"/>
+              </w:rPr>
+              <w:t>JWT</w:t>
+            </w:r>
+          </w:p>
+        </w:tc>
+        <w:tc>
+          <w:tcPr>
+            <w:tcW w:type="dxa" w:w="1417"/>
+            <w:vAlign w:val="top"/>
+          </w:tcPr>
+          <w:p>
+            <w:r/>
+            <w:r>
+              <w:rPr>
+                <w:sz w:val="20"/>
+              </w:rPr>
+              <w:t>admin_empresa, superadmin</w:t>
+            </w:r>
+          </w:p>
+        </w:tc>
+        <w:tc>
+          <w:tcPr>
+            <w:tcW w:type="dxa" w:w="2268"/>
+            <w:vAlign w:val="top"/>
+          </w:tcPr>
+          <w:p>
+            <w:r/>
+            <w:r>
+              <w:rPr>
+                <w:sz w:val="20"/>
+              </w:rPr>
+              <w:t>—</w:t>
+            </w:r>
+          </w:p>
+        </w:tc>
+        <w:tc>
+          <w:tcPr>
+            <w:tcW w:type="dxa" w:w="1984"/>
+            <w:vAlign w:val="top"/>
+          </w:tcPr>
+          <w:p>
+            <w:r/>
+            <w:r>
+              <w:rPr>
+                <w:sz w:val="20"/>
+              </w:rPr>
+              <w:t>200 + list[AuditLogResponse] | 404 si empresa no coincide</w:t>
+            </w:r>
+          </w:p>
+        </w:tc>
+        <w:tc>
+          <w:tcPr>
+            <w:tcW w:type="dxa" w:w="1417"/>
+            <w:vAlign w:val="top"/>
+          </w:tcPr>
+          <w:p>
+            <w:r/>
+            <w:r>
+              <w:rPr>
+                <w:sz w:val="20"/>
+              </w:rPr>
+              <w:t>RAT</w:t>
+            </w:r>
+          </w:p>
+        </w:tc>
+      </w:tr>
+      <w:tr>
+        <w:tc>
+          <w:tcPr>
+            <w:tcW w:type="dxa" w:w="794"/>
+            <w:vAlign w:val="top"/>
+          </w:tcPr>
+          <w:p>
+            <w:r/>
+            <w:r>
+              <w:rPr>
+                <w:b/>
+                <w:sz w:val="20"/>
+              </w:rPr>
+              <w:t>*</w:t>
+            </w:r>
+          </w:p>
+        </w:tc>
+        <w:tc>
+          <w:tcPr>
+            <w:tcW w:type="dxa" w:w="2835"/>
+            <w:vAlign w:val="top"/>
+          </w:tcPr>
+          <w:p>
+            <w:r/>
+            <w:r>
+              <w:rPr>
+                <w:sz w:val="20"/>
+              </w:rPr>
+              <w:t>*get_rat_for_user() retorna 404 (no 403) para no filtrar existencia de RATs ajenos. Superadmin accede a todos los RATs.</w:t>
+            </w:r>
+          </w:p>
+        </w:tc>
+        <w:tc>
+          <w:tcPr>
+            <w:tcW w:type="dxa" w:w="567"/>
+            <w:vAlign w:val="top"/>
+          </w:tcPr>
+          <w:p>
+            <w:r/>
+            <w:r>
+              <w:rPr>
+                <w:sz w:val="20"/>
+              </w:rPr>
+            </w:r>
+          </w:p>
+        </w:tc>
+        <w:tc>
+          <w:tcPr>
+            <w:tcW w:type="dxa" w:w="1417"/>
+            <w:vAlign w:val="top"/>
+          </w:tcPr>
+          <w:p>
+            <w:r/>
+            <w:r>
+              <w:rPr>
+                <w:sz w:val="20"/>
+              </w:rPr>
+            </w:r>
+          </w:p>
+        </w:tc>
+        <w:tc>
+          <w:tcPr>
+            <w:tcW w:type="dxa" w:w="2268"/>
+            <w:vAlign w:val="top"/>
+          </w:tcPr>
+          <w:p>
+            <w:r/>
+            <w:r>
+              <w:rPr>
+                <w:sz w:val="20"/>
+              </w:rPr>
+            </w:r>
+          </w:p>
+        </w:tc>
+        <w:tc>
+          <w:tcPr>
+            <w:tcW w:type="dxa" w:w="1984"/>
+            <w:vAlign w:val="top"/>
+          </w:tcPr>
+          <w:p>
+            <w:r/>
+            <w:r>
+              <w:rPr>
+                <w:sz w:val="20"/>
+              </w:rPr>
+            </w:r>
+          </w:p>
+        </w:tc>
+        <w:tc>
+          <w:tcPr>
+            <w:tcW w:type="dxa" w:w="1417"/>
+            <w:vAlign w:val="top"/>
+          </w:tcPr>
+          <w:p>
+            <w:r/>
+            <w:r>
+              <w:rPr>
+                <w:sz w:val="20"/>
+              </w:rPr>
+            </w:r>
+          </w:p>
+        </w:tc>
+      </w:tr>
+      <w:tr>
+        <w:tc>
+          <w:tcPr>
+            <w:tcW w:type="dxa" w:w="794"/>
+            <w:vAlign w:val="top"/>
+          </w:tcPr>
+          <w:p>
+            <w:r/>
+            <w:r>
+              <w:rPr>
+                <w:b/>
+                <w:sz w:val="20"/>
+              </w:rPr>
+              <w:t>*</w:t>
+            </w:r>
+          </w:p>
+        </w:tc>
+        <w:tc>
+          <w:tcPr>
+            <w:tcW w:type="dxa" w:w="2835"/>
+            <w:vAlign w:val="top"/>
+          </w:tcPr>
+          <w:p>
+            <w:r/>
+            <w:r>
+              <w:rPr>
+                <w:sz w:val="20"/>
+              </w:rPr>
+              <w:t>*base_legal_valida: enum strict (6 opciones). ConsentimientoAlert: listarConsentimientos() si datos_sensibles=True.</w:t>
+            </w:r>
+          </w:p>
+        </w:tc>
+        <w:tc>
+          <w:tcPr>
+            <w:tcW w:type="dxa" w:w="567"/>
+            <w:vAlign w:val="top"/>
+          </w:tcPr>
+          <w:p>
+            <w:r/>
+            <w:r>
+              <w:rPr>
+                <w:sz w:val="20"/>
+              </w:rPr>
+            </w:r>
+          </w:p>
+        </w:tc>
+        <w:tc>
+          <w:tcPr>
+            <w:tcW w:type="dxa" w:w="1417"/>
+            <w:vAlign w:val="top"/>
+          </w:tcPr>
+          <w:p>
+            <w:r/>
+            <w:r>
+              <w:rPr>
+                <w:sz w:val="20"/>
+              </w:rPr>
+            </w:r>
+          </w:p>
+        </w:tc>
+        <w:tc>
+          <w:tcPr>
+            <w:tcW w:type="dxa" w:w="2268"/>
+            <w:vAlign w:val="top"/>
+          </w:tcPr>
+          <w:p>
+            <w:r/>
+            <w:r>
+              <w:rPr>
+                <w:sz w:val="20"/>
+              </w:rPr>
+            </w:r>
+          </w:p>
+        </w:tc>
+        <w:tc>
+          <w:tcPr>
+            <w:tcW w:type="dxa" w:w="1984"/>
+            <w:vAlign w:val="top"/>
+          </w:tcPr>
+          <w:p>
+            <w:r/>
+            <w:r>
+              <w:rPr>
+                <w:sz w:val="20"/>
+              </w:rPr>
+            </w:r>
+          </w:p>
+        </w:tc>
+        <w:tc>
+          <w:tcPr>
+            <w:tcW w:type="dxa" w:w="1417"/>
+            <w:vAlign w:val="top"/>
+          </w:tcPr>
+          <w:p>
+            <w:r/>
+            <w:r>
+              <w:rPr>
+                <w:sz w:val="20"/>
+              </w:rPr>
             </w:r>
           </w:p>
         </w:tc>
       </w:tr>
     </w:tbl>
     <w:p>
-      <w:r>
-        <w:br w:type="page"/>
-      </w:r>
-    </w:p>
-    <w:p>
       <w:pPr>
         <w:pStyle w:val="Heading1"/>
       </w:pPr>
       <w:r>
-        <w:t>Seguridad Multi-Tenant</w:t>
+        <w:t>Apéndice C — Índice de identificadores</w:t>
       </w:r>
     </w:p>
     <w:p>
       <w:r>
-        <w:t>Todos los endpoints de recurso especifico (/rats/{rat_id}/*) usan get_rat_for_user() que valida:</w:t>
+        <w:rPr>
+          <w:i/>
+          <w:sz w:val="22"/>
+        </w:rPr>
+        <w:t>Identificadores únicos referenciados a lo largo del documento:</w:t>
       </w:r>
     </w:p>
+    <w:tbl>
+      <w:tblPr>
+        <w:tblStyle w:val="TableGrid"/>
+        <w:tblW w:type="auto" w:w="0"/>
+        <w:jc w:val="left"/>
+        <w:tblLook w:firstColumn="1" w:firstRow="1" w:lastColumn="0" w:lastRow="0" w:noHBand="0" w:noVBand="1" w:val="04A0"/>
+      </w:tblPr>
+      <w:tblGrid>
+        <w:gridCol w:w="3324"/>
+        <w:gridCol w:w="3324"/>
+        <w:gridCol w:w="3324"/>
+      </w:tblGrid>
+      <w:tr>
+        <w:tc>
+          <w:tcPr>
+            <w:tcW w:type="dxa" w:w="1417"/>
+            <w:shd w:val="clear" w:color="auto" w:fill="D9E2F3"/>
+            <w:vAlign w:val="center"/>
+          </w:tcPr>
+          <w:p>
+            <w:r/>
+            <w:r>
+              <w:rPr>
+                <w:b/>
+                <w:color w:val="1F497D"/>
+                <w:sz w:val="20"/>
+              </w:rPr>
+              <w:t>ID</w:t>
+            </w:r>
+          </w:p>
+        </w:tc>
+        <w:tc>
+          <w:tcPr>
+            <w:tcW w:type="dxa" w:w="2835"/>
+            <w:shd w:val="clear" w:color="auto" w:fill="D9E2F3"/>
+            <w:vAlign w:val="center"/>
+          </w:tcPr>
+          <w:p>
+            <w:r/>
+            <w:r>
+              <w:rPr>
+                <w:b/>
+                <w:color w:val="1F497D"/>
+                <w:sz w:val="20"/>
+              </w:rPr>
+              <w:t>Nombre</w:t>
+            </w:r>
+          </w:p>
+        </w:tc>
+        <w:tc>
+          <w:tcPr>
+            <w:tcW w:type="dxa" w:w="5669"/>
+            <w:shd w:val="clear" w:color="auto" w:fill="D9E2F3"/>
+            <w:vAlign w:val="center"/>
+          </w:tcPr>
+          <w:p>
+            <w:r/>
+            <w:r>
+              <w:rPr>
+                <w:b/>
+                <w:color w:val="1F497D"/>
+                <w:sz w:val="20"/>
+              </w:rPr>
+              <w:t>Descripción</w:t>
+            </w:r>
+          </w:p>
+        </w:tc>
+      </w:tr>
+      <w:tr>
+        <w:tc>
+          <w:tcPr>
+            <w:tcW w:type="dxa" w:w="1417"/>
+            <w:vAlign w:val="top"/>
+          </w:tcPr>
+          <w:p>
+            <w:r/>
+            <w:r>
+              <w:rPr>
+                <w:b/>
+                <w:sz w:val="20"/>
+              </w:rPr>
+              <w:t>TKT-###</w:t>
+            </w:r>
+          </w:p>
+        </w:tc>
+        <w:tc>
+          <w:tcPr>
+            <w:tcW w:type="dxa" w:w="2835"/>
+            <w:vAlign w:val="top"/>
+          </w:tcPr>
+          <w:p>
+            <w:r/>
+            <w:r>
+              <w:rPr>
+                <w:sz w:val="20"/>
+              </w:rPr>
+              <w:t>Tag TKT-ARCO</w:t>
+            </w:r>
+          </w:p>
+        </w:tc>
+        <w:tc>
+          <w:tcPr>
+            <w:tcW w:type="dxa" w:w="5669"/>
+            <w:vAlign w:val="top"/>
+          </w:tcPr>
+          <w:p>
+            <w:r/>
+            <w:r>
+              <w:rPr>
+                <w:sz w:val="20"/>
+              </w:rPr>
+              <w:t>Endpoints del módulo de ticketing ARCO.</w:t>
+            </w:r>
+          </w:p>
+        </w:tc>
+      </w:tr>
+    </w:tbl>
+    <w:p/>
     <w:p>
       <w:pPr>
-        <w:pStyle w:val="ListBullet"/>
+        <w:jc w:val="center"/>
       </w:pPr>
       <w:r>
-        <w:t>RAT existe (404 si no existe).</w:t>
-      </w:r>
-    </w:p>
-    <w:p>
-      <w:pPr>
-        <w:pStyle w:val="ListBullet"/>
-      </w:pPr>
-      <w:r>
-        <w:t>Usuario pertenece a la empresa del RAT (404 si no — no exponer existencia).</w:t>
-      </w:r>
-    </w:p>
-    <w:p>
-      <w:pPr>
-        <w:pStyle w:val="ListBullet"/>
-      </w:pPr>
-      <w:r>
-        <w:t>RBAC: editor o admin_empresa para escritura.</w:t>
-      </w:r>
-    </w:p>
-    <w:p>
-      <w:r>
-        <w:t>Patron 404 (no 403) — decision de seguridad para no filtrar la existencia del RAT a usuarios no autorizados. El test rat_auditoria_test.py::test_auditoria_idor_usuario_ajeno_404 verifica este comportamiento.</w:t>
-      </w:r>
-    </w:p>
-    <w:p>
-      <w:pPr>
-        <w:pStyle w:val="Heading1"/>
-      </w:pPr>
-      <w:r>
-        <w:t>Cambios desde v1.9</w:t>
-      </w:r>
-    </w:p>
-    <w:p>
-      <w:r>
-        <w:t>Auditoria detallada del RAT (2026-07-07) detecto que v1.9 solo documentaba 6 endpoints. Esta v1.10 documenta los 20 endpoints reales del codigo en backend/app/routes/rats.py.</w:t>
-      </w:r>
-    </w:p>
-    <w:p>
-      <w:pPr>
-        <w:pStyle w:val="ListBullet"/>
-      </w:pPr>
-      <w:r>
-        <w:t>Agregados: GET /rats/reportes, /rats/dashboard/{id}, /sugerencias/tipos, POST /sugerencias, POST /rats/{id}/consentimientos, GET /rats/{id}/archivo, GET /rats/auditoria/{id}, GET /rats/auditoria/verify-chain, GET /rats/export/csv, /export/pdf, /{id}/export/pdf, /export/cni.</w:t>
-      </w:r>
-    </w:p>
-    <w:p>
-      <w:pPr>
-        <w:pStyle w:val="ListBullet"/>
-      </w:pPr>
-      <w:r>
-        <w:t>H2.2 (P1 — auditoria 2026-07-07): /rats/auditoria/verify-chain restringido a SUPERADMIN.</w:t>
-      </w:r>
-    </w:p>
-    <w:p>
-      <w:pPr>
-        <w:pStyle w:val="ListBullet"/>
-      </w:pPr>
-      <w:r>
-        <w:t>H1.1 (P1): base_legal="Otra" requiere archivo adjunto (Art. 11+16 Ley 21.719).</w:t>
-      </w:r>
-    </w:p>
-    <w:p>
-      <w:pPr>
-        <w:pStyle w:val="ListBullet"/>
-      </w:pPr>
-      <w:r>
-        <w:t>Endpoints de export documentados con su sanitizacion CSV y alerta de bloqueo PDF.</w:t>
+        <w:rPr>
+          <w:i/>
+          <w:color w:val="808080"/>
+          <w:sz w:val="20"/>
+        </w:rPr>
+        <w:t>—  Fin del documento  —</w:t>
       </w:r>
     </w:p>
     <w:sectPr>
+      <w:headerReference w:type="default" r:id="rId9"/>
+      <w:footerReference w:type="default" r:id="rId10"/>
       <w:pgSz w:w="12240" w:h="15840"/>
-      <w:pgMar w:top="1440" w:right="1800" w:bottom="1440" w:left="1800" w:header="720" w:footer="720" w:gutter="0"/>
+      <w:pgMar w:top="1417" w:right="1134" w:bottom="1417" w:left="1134" w:header="720" w:footer="720" w:gutter="0"/>
       <w:cols w:space="720"/>
+      <w:titlePg/>
       <w:docGrid w:linePitch="360"/>
     </w:sectPr>
   </w:body>
 </w:document>
+</file>
+
+<file path=word/footer1.xml><?xml version="1.0" encoding="utf-8"?>
+<w:ftr xmlns:m="http://schemas.openxmlformats.org/officeDocument/2006/math" xmlns:mc="http://schemas.openxmlformats.org/markup-compatibility/2006" xmlns:mo="http://schemas.microsoft.com/office/mac/office/2008/main" xmlns:mv="urn:schemas-microsoft-com:mac:vml" xmlns:o="urn:schemas-microsoft-com:office:office" xmlns:r="http://schemas.openxmlformats.org/officeDocument/2006/relationships" xmlns:v="urn:schemas-microsoft-com:vml" xmlns:w10="urn:schemas-microsoft-com:office:word" xmlns:w14="http://schemas.microsoft.com/office/word/2010/wordml" xmlns:w="http://schemas.openxmlformats.org/wordprocessingml/2006/main" xmlns:wne="http://schemas.microsoft.com/office/word/2006/wordml" xmlns:wp14="http://schemas.microsoft.com/office/word/2010/wordprocessingDrawing" xmlns:wp="http://schemas.openxmlformats.org/drawingml/2006/wordprocessingDrawing" xmlns:wpc="http://schemas.microsoft.com/office/word/2010/wordprocessingCanvas" xmlns:wpg="http://schemas.microsoft.com/office/word/2010/wordprocessingGroup" xmlns:wpi="http://schemas.microsoft.com/office/word/2010/wordprocessingInk" xmlns:wps="http://schemas.microsoft.com/office/word/2010/wordprocessingShape" mc:Ignorable="w14 wp14">
+  <w:p>
+    <w:pPr>
+      <w:pStyle w:val="Footer"/>
+      <w:jc w:val="center"/>
+    </w:pPr>
+    <w:r/>
+  </w:p>
+  <w:tbl>
+    <w:tblPr>
+      <w:tblW w:type="auto" w:w="0"/>
+      <w:tblLayout w:type="fixed"/>
+      <w:tblLook w:firstColumn="1" w:firstRow="1" w:lastColumn="0" w:lastRow="0" w:noHBand="0" w:noVBand="1" w:val="04A0"/>
+    </w:tblPr>
+    <w:tblGrid>
+      <w:gridCol w:w="3402"/>
+      <w:gridCol w:w="3169"/>
+      <w:gridCol w:w="3402"/>
+    </w:tblGrid>
+    <w:tr>
+      <w:tc>
+        <w:tcPr>
+          <w:tcW w:type="dxa" w:w="3402"/>
+        </w:tcPr>
+        <w:p>
+          <w:pPr>
+            <w:jc w:val="left"/>
+          </w:pPr>
+          <w:r>
+            <w:rPr>
+              <w:color w:val="808080"/>
+              <w:sz w:val="16"/>
+            </w:rPr>
+            <w:t>Custodio RAT Manager · Ley 21.719</w:t>
+          </w:r>
+        </w:p>
+      </w:tc>
+      <w:tc>
+        <w:tcPr>
+          <w:tcW w:type="dxa" w:w="3169"/>
+        </w:tcPr>
+        <w:p>
+          <w:pPr>
+            <w:jc w:val="center"/>
+          </w:pPr>
+          <w:r>
+            <w:rPr>
+              <w:color w:val="808080"/>
+              <w:sz w:val="16"/>
+            </w:rPr>
+            <w:t xml:space="preserve">Página </w:t>
+          </w:r>
+          <w:r>
+            <w:rPr>
+              <w:color w:val="808080"/>
+              <w:sz w:val="16"/>
+            </w:rPr>
+            <w:fldChar w:fldCharType="begin"/>
+            <w:instrText xml:space="preserve">PAGE</w:instrText>
+            <w:fldChar w:fldCharType="separate"/>
+            <w:fldChar w:fldCharType="end"/>
+          </w:r>
+          <w:r>
+            <w:rPr>
+              <w:color w:val="808080"/>
+              <w:sz w:val="16"/>
+            </w:rPr>
+            <w:t xml:space="preserve"> de </w:t>
+          </w:r>
+          <w:r>
+            <w:rPr>
+              <w:color w:val="808080"/>
+              <w:sz w:val="16"/>
+            </w:rPr>
+            <w:fldChar w:fldCharType="begin"/>
+            <w:instrText xml:space="preserve">NUMPAGES</w:instrText>
+            <w:fldChar w:fldCharType="separate"/>
+            <w:fldChar w:fldCharType="end"/>
+          </w:r>
+        </w:p>
+      </w:tc>
+      <w:tc>
+        <w:tcPr>
+          <w:tcW w:type="dxa" w:w="3402"/>
+        </w:tcPr>
+        <w:p>
+          <w:pPr>
+            <w:jc w:val="right"/>
+          </w:pPr>
+          <w:r>
+            <w:rPr>
+              <w:color w:val="808080"/>
+              <w:sz w:val="16"/>
+            </w:rPr>
+            <w:t>Interno — Confidencial  ·  API REST</w:t>
+          </w:r>
+        </w:p>
+      </w:tc>
+    </w:tr>
+  </w:tbl>
+</w:ftr>
+</file>
+
+<file path=word/header1.xml><?xml version="1.0" encoding="utf-8"?>
+<w:hdr xmlns:m="http://schemas.openxmlformats.org/officeDocument/2006/math" xmlns:mc="http://schemas.openxmlformats.org/markup-compatibility/2006" xmlns:mo="http://schemas.microsoft.com/office/mac/office/2008/main" xmlns:mv="urn:schemas-microsoft-com:mac:vml" xmlns:o="urn:schemas-microsoft-com:office:office" xmlns:r="http://schemas.openxmlformats.org/officeDocument/2006/relationships" xmlns:v="urn:schemas-microsoft-com:vml" xmlns:w10="urn:schemas-microsoft-com:office:word" xmlns:w14="http://schemas.microsoft.com/office/word/2010/wordml" xmlns:w="http://schemas.openxmlformats.org/wordprocessingml/2006/main" xmlns:wne="http://schemas.microsoft.com/office/word/2006/wordml" xmlns:wp14="http://schemas.microsoft.com/office/word/2010/wordprocessingDrawing" xmlns:wp="http://schemas.openxmlformats.org/drawingml/2006/wordprocessingDrawing" xmlns:wpc="http://schemas.microsoft.com/office/word/2010/wordprocessingCanvas" xmlns:wpg="http://schemas.microsoft.com/office/word/2010/wordprocessingGroup" xmlns:wpi="http://schemas.microsoft.com/office/word/2010/wordprocessingInk" xmlns:wps="http://schemas.microsoft.com/office/word/2010/wordprocessingShape" mc:Ignorable="w14 wp14">
+  <w:p>
+    <w:pPr>
+      <w:pStyle w:val="Header"/>
+    </w:pPr>
+    <w:r/>
+  </w:p>
+  <w:tbl>
+    <w:tblPr>
+      <w:tblW w:type="auto" w:w="0"/>
+      <w:tblLayout w:type="fixed"/>
+      <w:tblLook w:firstColumn="1" w:firstRow="1" w:lastColumn="0" w:lastRow="0" w:noHBand="0" w:noVBand="1" w:val="04A0"/>
+    </w:tblPr>
+    <w:tblGrid>
+      <w:gridCol w:w="5669"/>
+      <w:gridCol w:w="4303"/>
+    </w:tblGrid>
+    <w:tr>
+      <w:tc>
+        <w:tcPr>
+          <w:tcW w:type="dxa" w:w="5669"/>
+        </w:tcPr>
+        <w:p>
+          <w:pPr>
+            <w:jc w:val="left"/>
+            <w:pBdr>
+              <w:bottom w:val="single" w:sz="6" w:space="1" w:color="1F497D"/>
+            </w:pBdr>
+          </w:pPr>
+          <w:r>
+            <w:rPr>
+              <w:b/>
+              <w:color w:val="1F497D"/>
+              <w:sz w:val="18"/>
+            </w:rPr>
+            <w:t xml:space="preserve">▣  CUSTODIO  </w:t>
+          </w:r>
+          <w:r>
+            <w:rPr>
+              <w:color w:val="404040"/>
+              <w:sz w:val="18"/>
+            </w:rPr>
+            <w:t>·  API REST</w:t>
+          </w:r>
+        </w:p>
+      </w:tc>
+      <w:tc>
+        <w:tcPr>
+          <w:tcW w:type="dxa" w:w="4303"/>
+        </w:tcPr>
+        <w:p>
+          <w:pPr>
+            <w:jc w:val="right"/>
+          </w:pPr>
+          <w:r>
+            <w:rPr>
+              <w:color w:val="808080"/>
+              <w:sz w:val="18"/>
+            </w:rPr>
+            <w:t>v1.10  ·  Junio 2026</w:t>
+          </w:r>
+        </w:p>
+      </w:tc>
+    </w:tr>
+  </w:tbl>
+</w:hdr>
 </file>
 
 <file path=word/numbering.xml><?xml version="1.0" encoding="utf-8"?>
@@ -4312,8 +3380,12 @@
     <w:name w:val="Normal"/>
     <w:qFormat/>
     <w:rsid w:val="00FC693F"/>
+    <w:pPr>
+      <w:spacing w:after="120" w:line="276" w:lineRule="auto"/>
+    </w:pPr>
     <w:rPr>
       <w:rFonts w:ascii="Calibri" w:hAnsi="Calibri"/>
+      <w:color w:val="000000"/>
       <w:sz w:val="22"/>
     </w:rPr>
   </w:style>
@@ -4372,7 +3444,7 @@
     <w:pPr>
       <w:keepNext/>
       <w:keepLines/>
-      <w:spacing w:before="480" w:after="0"/>
+      <w:spacing w:before="360" w:after="120"/>
       <w:outlineLvl w:val="0"/>
     </w:pPr>
     <w:rPr>
@@ -4396,7 +3468,7 @@
     <w:pPr>
       <w:keepNext/>
       <w:keepLines/>
-      <w:spacing w:before="200" w:after="0"/>
+      <w:spacing w:before="240" w:after="80"/>
       <w:outlineLvl w:val="1"/>
     </w:pPr>
     <w:rPr>
@@ -4420,7 +3492,7 @@
     <w:pPr>
       <w:keepNext/>
       <w:keepLines/>
-      <w:spacing w:before="200" w:after="0"/>
+      <w:spacing w:before="160" w:after="40"/>
       <w:outlineLvl w:val="2"/>
     </w:pPr>
     <w:rPr>
@@ -4448,12 +3520,13 @@
       <w:outlineLvl w:val="3"/>
     </w:pPr>
     <w:rPr>
-      <w:rFonts w:asciiTheme="majorHAnsi" w:eastAsiaTheme="majorEastAsia" w:hAnsiTheme="majorHAnsi" w:cstheme="majorBidi"/>
+      <w:rFonts w:asciiTheme="majorHAnsi" w:eastAsiaTheme="majorEastAsia" w:hAnsiTheme="majorHAnsi" w:cstheme="majorBidi" w:ascii="Calibri" w:hAnsi="Calibri"/>
       <w:b/>
       <w:bCs/>
       <w:i/>
       <w:iCs/>
-      <w:color w:val="4F81BD" w:themeColor="accent1"/>
+      <w:color w:val="404040"/>
+      <w:sz w:val="22"/>
     </w:rPr>
   </w:style>
   <w:style w:type="paragraph" w:styleId="Heading5">
